--- a/docs/TECHNICAL_REPORT.docx
+++ b/docs/TECHNICAL_REPORT.docx
@@ -113,7 +113,7 @@
               <w:pStyle w:val="Compact"/>
             </w:pPr>
             <w:r>
-              <w:t xml:space="preserve">2026-08-25, automatically, from the deployed panel</w:t>
+              <w:t xml:space="preserve">2026-09-16, automatically, from the deployed panel</w:t>
             </w:r>
           </w:p>
         </w:tc>
@@ -144,7 +144,7 @@
               <w:rPr>
                 <w:rStyle w:val="VerbatimChar"/>
               </w:rPr>
-              <w:t xml:space="preserve">120f2c7</w:t>
+              <w:t xml:space="preserve">966c9a1</w:t>
             </w:r>
           </w:p>
         </w:tc>
@@ -380,7 +380,7 @@
         <w:t xml:space="preserve"> </w:t>
       </w:r>
       <w:r>
-        <w:t xml:space="preserve">0.898. Both are means over 47 endpoints and</w:t>
+        <w:t xml:space="preserve">0.764. Both are means over 47 endpoints and</w:t>
       </w:r>
       <w:r>
         <w:t xml:space="preserve"> </w:t>
@@ -404,13 +404,43 @@
         <w:t xml:space="preserve"> </w:t>
       </w:r>
       <w:r>
-        <w:t xml:space="preserve">0.639 to</w:t>
-      </w:r>
-      <w:r>
-        <w:t xml:space="preserve"> </w:t>
-      </w:r>
-      <w:r>
-        <w:t xml:space="preserve">0.997, with the per-endpoint figures in section 2.1.</w:t>
+        <w:t xml:space="preserve">0.303 to</w:t>
+      </w:r>
+      <w:r>
+        <w:t xml:space="preserve"> </w:t>
+      </w:r>
+      <w:r>
+        <w:t xml:space="preserve">0.993, with the per-endpoint figures in section 2.1.</w:t>
+      </w:r>
+      <w:r>
+        <w:t xml:space="preserve"> </w:t>
+      </w:r>
+      <w:r>
+        <w:t xml:space="preserve">Sensitivity is measured on actives withheld by scaffold. 6</w:t>
+      </w:r>
+      <w:r>
+        <w:t xml:space="preserve"> </w:t>
+      </w:r>
+      <w:r>
+        <w:t xml:space="preserve">endpoints fall below the reliability gate, which is a sensitivity of 0.50 on</w:t>
+      </w:r>
+      <w:r>
+        <w:t xml:space="preserve"> </w:t>
+      </w:r>
+      <w:r>
+        <w:t xml:space="preserve">those withheld actives and an AUROC of 0.75 against compounds measured at the same</w:t>
+      </w:r>
+      <w:r>
+        <w:t xml:space="preserve"> </w:t>
+      </w:r>
+      <w:r>
+        <w:t xml:space="preserve">target and found inactive; each stays deployed because it holds its background false-positive rate at</w:t>
+      </w:r>
+      <w:r>
+        <w:t xml:space="preserve"> </w:t>
+      </w:r>
+      <w:r>
+        <w:t xml:space="preserve">or below target, and the server marks a negative call from any of them as low-powered.</w:t>
       </w:r>
       <w:r>
         <w:t xml:space="preserve"> </w:t>
@@ -422,7 +452,7 @@
         <w:t xml:space="preserve"> </w:t>
       </w:r>
       <w:r>
-        <w:t xml:space="preserve">94.9% of the time. Those</w:t>
+        <w:t xml:space="preserve">92.5% of the time. Those</w:t>
       </w:r>
       <w:r>
         <w:t xml:space="preserve"> </w:t>
@@ -13140,7 +13170,7 @@
         <w:t xml:space="preserve"> </w:t>
       </w:r>
       <w:r>
-        <w:t xml:space="preserve">at. Recovering these added 21,994 measured non-binders across 57 endpoints.</w:t>
+        <w:t xml:space="preserve">at. Recovering these added 29,751 measured non-binders across 57 endpoints.</w:t>
       </w:r>
     </w:p>
     <w:bookmarkEnd w:id="14"/>
@@ -13945,12 +13975,84 @@
         <w:pStyle w:val="BodyText"/>
       </w:pPr>
       <w:r>
+        <w:t xml:space="preserve">The two stages apply</w:t>
+      </w:r>
+      <w:r>
+        <w:t xml:space="preserve"> </w:t>
+      </w:r>
+      <w:r>
+        <w:rPr>
+          <w:b/>
+          <w:bCs/>
+        </w:rPr>
+        <w:t xml:space="preserve">different activity cuts to the same data, on purpose</w:t>
+      </w:r>
+      <w:r>
+        <w:t xml:space="preserve">, and an earlier edition</w:t>
+      </w:r>
+      <w:r>
+        <w:t xml:space="preserve"> </w:t>
+      </w:r>
+      <w:r>
+        <w:t xml:space="preserve">of this diagram obscured that by showing one cut for both. Stage 1 admits a compound to the table at</w:t>
+      </w:r>
+      <w:r>
+        <w:t xml:space="preserve"> </w:t>
+      </w:r>
+      <w:r>
+        <w:t xml:space="preserve">pChEMBL 6.0, which is the conventional 1 micromolar line and the point below which a measurement</w:t>
+      </w:r>
+      <w:r>
+        <w:t xml:space="preserve"> </w:t>
+      </w:r>
+      <w:r>
+        <w:t xml:space="preserve">stops constraining much. Stage 2 asks a stricter question of that table: a binder classifier is</w:t>
+      </w:r>
+      <w:r>
+        <w:t xml:space="preserve"> </w:t>
+      </w:r>
+      <w:r>
+        <w:t xml:space="preserve">trained on the compounds at 7.0 and above, because the panel exists to identify engagement worth</w:t>
+      </w:r>
+      <w:r>
+        <w:t xml:space="preserve"> </w:t>
+      </w:r>
+      <w:r>
+        <w:t xml:space="preserve">acting on rather than any detectable affinity. Reading the stricter cut back onto Stage 1 would imply</w:t>
+      </w:r>
+      <w:r>
+        <w:t xml:space="preserve"> </w:t>
+      </w:r>
+      <w:r>
+        <w:t xml:space="preserve">a training table roughly forty per cent smaller than the one that exists: 64,419 of the 171,167</w:t>
+      </w:r>
+      <w:r>
+        <w:t xml:space="preserve"> </w:t>
+      </w:r>
+      <w:r>
+        <w:t xml:space="preserve">active rows lie between the two cuts.</w:t>
+      </w:r>
+    </w:p>
+    <w:p>
+      <w:pPr>
+        <w:pStyle w:val="BodyText"/>
+      </w:pPr>
+      <w:r>
         <w:rPr>
           <w:b/>
           <w:bCs/>
         </w:rPr>
         <w:t xml:space="preserve">Stage 1: from deposited measurements to a labelled table.</w:t>
       </w:r>
+      <w:r>
+        <w:t xml:space="preserve"> </w:t>
+      </w:r>
+      <w:r>
+        <w:rPr>
+          <w:rStyle w:val="VerbatimChar"/>
+        </w:rPr>
+        <w:t xml:space="preserve">src/brainsafe/data/rebuild_endpoints.py</w:t>
+      </w:r>
     </w:p>
     <w:p>
       <w:pPr>
@@ -13959,7 +14061,7 @@
       <w:r>
         <w:drawing>
           <wp:inline>
-            <wp:extent cx="2879999" cy="7401071"/>
+            <wp:extent cx="3923999" cy="7367510"/>
             <wp:effectExtent b="0" l="0" r="0" t="0"/>
             <wp:docPr descr="Flowchart 1" title="" id="19" name="Picture"/>
             <a:graphic>
@@ -13980,7 +14082,7 @@
                   <pic:spPr bwMode="auto">
                     <a:xfrm>
                       <a:off x="0" y="0"/>
-                      <a:ext cx="2879999" cy="7401071"/>
+                      <a:ext cx="3923999" cy="7367510"/>
                     </a:xfrm>
                     <a:prstGeom prst="rect">
                       <a:avLst/>
@@ -14018,6 +14120,24 @@
         </w:rPr>
         <w:t xml:space="preserve">Stage 2: from the table to a deployed endpoint, or not.</w:t>
       </w:r>
+      <w:r>
+        <w:t xml:space="preserve"> </w:t>
+      </w:r>
+      <w:r>
+        <w:rPr>
+          <w:rStyle w:val="VerbatimChar"/>
+        </w:rPr>
+        <w:t xml:space="preserve">train_binders_hybrid.py</w:t>
+      </w:r>
+      <w:r>
+        <w:t xml:space="preserve">, then the</w:t>
+      </w:r>
+      <w:r>
+        <w:t xml:space="preserve"> </w:t>
+      </w:r>
+      <w:r>
+        <w:t xml:space="preserve">four-step threshold sequence.</w:t>
+      </w:r>
     </w:p>
     <w:p>
       <w:pPr>
@@ -14026,7 +14146,7 @@
       <w:r>
         <w:drawing>
           <wp:inline>
-            <wp:extent cx="2519999" cy="7375909"/>
+            <wp:extent cx="1871999" cy="7390789"/>
             <wp:effectExtent b="0" l="0" r="0" t="0"/>
             <wp:docPr descr="Flowchart 2" title="" id="22" name="Picture"/>
             <a:graphic>
@@ -14047,7 +14167,7 @@
                   <pic:spPr bwMode="auto">
                     <a:xfrm>
                       <a:off x="0" y="0"/>
-                      <a:ext cx="2519999" cy="7375909"/>
+                      <a:ext cx="1871999" cy="7390789"/>
                     </a:xfrm>
                     <a:prstGeom prst="rect">
                       <a:avLst/>
@@ -15001,7 +15121,7 @@
           <w:b/>
           <w:bCs/>
         </w:rPr>
-        <w:t xml:space="preserve">0.889 to</w:t>
+        <w:t xml:space="preserve">0.876 to</w:t>
       </w:r>
       <w:r>
         <w:rPr>
@@ -15015,7 +15135,7 @@
           <w:b/>
           <w:bCs/>
         </w:rPr>
-        <w:t xml:space="preserve">0.921</w:t>
+        <w:t xml:space="preserve">0.933</w:t>
       </w:r>
       <w:r>
         <w:t xml:space="preserve"> </w:t>
@@ -15034,11 +15154,16 @@
         <w:tblLayout w:type="autofit"/>
       </w:tblPr>
       <w:tblGrid>
-        <w:gridCol w:w="1584"/>
-        <w:gridCol w:w="1584"/>
-        <w:gridCol w:w="1584"/>
-        <w:gridCol w:w="1584"/>
-        <w:gridCol w:w="1584"/>
+        <w:gridCol w:w="792"/>
+        <w:gridCol w:w="792"/>
+        <w:gridCol w:w="792"/>
+        <w:gridCol w:w="792"/>
+        <w:gridCol w:w="792"/>
+        <w:gridCol w:w="792"/>
+        <w:gridCol w:w="792"/>
+        <w:gridCol w:w="792"/>
+        <w:gridCol w:w="792"/>
+        <w:gridCol w:w="792"/>
       </w:tblGrid>
       <w:tr>
         <w:trPr>
@@ -15075,7 +15200,7 @@
                 <w:b/>
                 <w:sz w:val="17"/>
               </w:rPr>
-              <w:t xml:space="preserve">n_test</w:t>
+              <w:t xml:space="preserve">split</w:t>
             </w:r>
           </w:p>
         </w:tc>
@@ -15092,7 +15217,7 @@
                 <w:b/>
                 <w:sz w:val="17"/>
               </w:rPr>
-              <w:t xml:space="preserve">target_coverage</w:t>
+              <w:t xml:space="preserve">n_total</w:t>
             </w:r>
           </w:p>
         </w:tc>
@@ -15109,7 +15234,7 @@
                 <w:b/>
                 <w:sz w:val="17"/>
               </w:rPr>
-              <w:t xml:space="preserve">empirical_coverage</w:t>
+              <w:t xml:space="preserve">n_test</w:t>
             </w:r>
           </w:p>
         </w:tc>
@@ -15126,7 +15251,92 @@
                 <w:b/>
                 <w:sz w:val="17"/>
               </w:rPr>
+              <w:t xml:space="preserve">target_coverage</w:t>
+            </w:r>
+          </w:p>
+        </w:tc>
+        <w:tc>
+          <w:tcPr>
+            <w:shd w:val="clear" w:fill="EAF0F7"/>
+          </w:tcPr>
+          <w:p>
+            <w:pPr>
+              <w:pStyle w:val="Compact"/>
+            </w:pPr>
+            <w:r>
+              <w:rPr>
+                <w:b/>
+                <w:sz w:val="17"/>
+              </w:rPr>
+              <w:t xml:space="preserve">empirical_coverage</w:t>
+            </w:r>
+          </w:p>
+        </w:tc>
+        <w:tc>
+          <w:tcPr>
+            <w:shd w:val="clear" w:fill="EAF0F7"/>
+          </w:tcPr>
+          <w:p>
+            <w:pPr>
+              <w:pStyle w:val="Compact"/>
+            </w:pPr>
+            <w:r>
+              <w:rPr>
+                <w:b/>
+                <w:sz w:val="17"/>
+              </w:rPr>
               <w:t xml:space="preserve">avg_set_size</w:t>
+            </w:r>
+          </w:p>
+        </w:tc>
+        <w:tc>
+          <w:tcPr>
+            <w:shd w:val="clear" w:fill="EAF0F7"/>
+          </w:tcPr>
+          <w:p>
+            <w:pPr>
+              <w:pStyle w:val="Compact"/>
+            </w:pPr>
+            <w:r>
+              <w:rPr>
+                <w:b/>
+                <w:sz w:val="17"/>
+              </w:rPr>
+              <w:t xml:space="preserve">frac_ambiguous</w:t>
+            </w:r>
+          </w:p>
+        </w:tc>
+        <w:tc>
+          <w:tcPr>
+            <w:shd w:val="clear" w:fill="EAF0F7"/>
+          </w:tcPr>
+          <w:p>
+            <w:pPr>
+              <w:pStyle w:val="Compact"/>
+            </w:pPr>
+            <w:r>
+              <w:rPr>
+                <w:b/>
+                <w:sz w:val="17"/>
+              </w:rPr>
+              <w:t xml:space="preserve">frac_empty</w:t>
+            </w:r>
+          </w:p>
+        </w:tc>
+        <w:tc>
+          <w:tcPr>
+            <w:shd w:val="clear" w:fill="EAF0F7"/>
+          </w:tcPr>
+          <w:p>
+            <w:pPr>
+              <w:pStyle w:val="Compact"/>
+            </w:pPr>
+            <w:r>
+              <w:rPr>
+                <w:b/>
+                <w:sz w:val="17"/>
+              </w:rPr>
+              <w:t xml:space="preserve">frac_singleton</w:t>
             </w:r>
           </w:p>
         </w:tc>
@@ -15139,6 +15349,9 @@
               <w:pStyle w:val="Compact"/>
             </w:pPr>
             <w:r>
+              <w:rPr>
+                <w:sz w:val="15"/>
+              </w:rPr>
               <w:t xml:space="preserve">BBB</w:t>
             </w:r>
           </w:p>
@@ -15150,17 +15363,51 @@
               <w:pStyle w:val="Compact"/>
             </w:pPr>
             <w:r>
-              <w:t xml:space="preserve">1561</w:t>
-            </w:r>
-          </w:p>
-        </w:tc>
-        <w:tc>
-          <w:tcPr/>
-          <w:p>
-            <w:pPr>
-              <w:pStyle w:val="Compact"/>
-            </w:pPr>
-            <w:r>
+              <w:rPr>
+                <w:sz w:val="15"/>
+              </w:rPr>
+              <w:t xml:space="preserve">random</w:t>
+            </w:r>
+          </w:p>
+        </w:tc>
+        <w:tc>
+          <w:tcPr/>
+          <w:p>
+            <w:pPr>
+              <w:pStyle w:val="Compact"/>
+            </w:pPr>
+            <w:r>
+              <w:rPr>
+                <w:sz w:val="15"/>
+              </w:rPr>
+              <w:t xml:space="preserve">3901</w:t>
+            </w:r>
+          </w:p>
+        </w:tc>
+        <w:tc>
+          <w:tcPr/>
+          <w:p>
+            <w:pPr>
+              <w:pStyle w:val="Compact"/>
+            </w:pPr>
+            <w:r>
+              <w:rPr>
+                <w:sz w:val="15"/>
+              </w:rPr>
+              <w:t xml:space="preserve">781</w:t>
+            </w:r>
+          </w:p>
+        </w:tc>
+        <w:tc>
+          <w:tcPr/>
+          <w:p>
+            <w:pPr>
+              <w:pStyle w:val="Compact"/>
+            </w:pPr>
+            <w:r>
+              <w:rPr>
+                <w:sz w:val="15"/>
+              </w:rPr>
               <w:t xml:space="preserve">0.9</w:t>
             </w:r>
           </w:p>
@@ -15172,18 +15419,66 @@
               <w:pStyle w:val="Compact"/>
             </w:pPr>
             <w:r>
-              <w:t xml:space="preserve">0.904</w:t>
-            </w:r>
-          </w:p>
-        </w:tc>
-        <w:tc>
-          <w:tcPr/>
-          <w:p>
-            <w:pPr>
-              <w:pStyle w:val="Compact"/>
-            </w:pPr>
-            <w:r>
-              <w:t xml:space="preserve">1.013</w:t>
+              <w:rPr>
+                <w:sz w:val="15"/>
+              </w:rPr>
+              <w:t xml:space="preserve">0.896</w:t>
+            </w:r>
+          </w:p>
+        </w:tc>
+        <w:tc>
+          <w:tcPr/>
+          <w:p>
+            <w:pPr>
+              <w:pStyle w:val="Compact"/>
+            </w:pPr>
+            <w:r>
+              <w:rPr>
+                <w:sz w:val="15"/>
+              </w:rPr>
+              <w:t xml:space="preserve">1.215</w:t>
+            </w:r>
+          </w:p>
+        </w:tc>
+        <w:tc>
+          <w:tcPr/>
+          <w:p>
+            <w:pPr>
+              <w:pStyle w:val="Compact"/>
+            </w:pPr>
+            <w:r>
+              <w:rPr>
+                <w:sz w:val="15"/>
+              </w:rPr>
+              <w:t xml:space="preserve">0.215</w:t>
+            </w:r>
+          </w:p>
+        </w:tc>
+        <w:tc>
+          <w:tcPr/>
+          <w:p>
+            <w:pPr>
+              <w:pStyle w:val="Compact"/>
+            </w:pPr>
+            <w:r>
+              <w:rPr>
+                <w:sz w:val="15"/>
+              </w:rPr>
+              <w:t xml:space="preserve">0.0</w:t>
+            </w:r>
+          </w:p>
+        </w:tc>
+        <w:tc>
+          <w:tcPr/>
+          <w:p>
+            <w:pPr>
+              <w:pStyle w:val="Compact"/>
+            </w:pPr>
+            <w:r>
+              <w:rPr>
+                <w:sz w:val="15"/>
+              </w:rPr>
+              <w:t xml:space="preserve">0.785</w:t>
             </w:r>
           </w:p>
         </w:tc>
@@ -15196,6 +15491,9 @@
               <w:pStyle w:val="Compact"/>
             </w:pPr>
             <w:r>
+              <w:rPr>
+                <w:sz w:val="15"/>
+              </w:rPr>
               <w:t xml:space="preserve">AChE</w:t>
             </w:r>
           </w:p>
@@ -15207,17 +15505,51 @@
               <w:pStyle w:val="Compact"/>
             </w:pPr>
             <w:r>
-              <w:t xml:space="preserve">1064</w:t>
-            </w:r>
-          </w:p>
-        </w:tc>
-        <w:tc>
-          <w:tcPr/>
-          <w:p>
-            <w:pPr>
-              <w:pStyle w:val="Compact"/>
-            </w:pPr>
-            <w:r>
+              <w:rPr>
+                <w:sz w:val="15"/>
+              </w:rPr>
+              <w:t xml:space="preserve">random</w:t>
+            </w:r>
+          </w:p>
+        </w:tc>
+        <w:tc>
+          <w:tcPr/>
+          <w:p>
+            <w:pPr>
+              <w:pStyle w:val="Compact"/>
+            </w:pPr>
+            <w:r>
+              <w:rPr>
+                <w:sz w:val="15"/>
+              </w:rPr>
+              <w:t xml:space="preserve">5125</w:t>
+            </w:r>
+          </w:p>
+        </w:tc>
+        <w:tc>
+          <w:tcPr/>
+          <w:p>
+            <w:pPr>
+              <w:pStyle w:val="Compact"/>
+            </w:pPr>
+            <w:r>
+              <w:rPr>
+                <w:sz w:val="15"/>
+              </w:rPr>
+              <w:t xml:space="preserve">1025</w:t>
+            </w:r>
+          </w:p>
+        </w:tc>
+        <w:tc>
+          <w:tcPr/>
+          <w:p>
+            <w:pPr>
+              <w:pStyle w:val="Compact"/>
+            </w:pPr>
+            <w:r>
+              <w:rPr>
+                <w:sz w:val="15"/>
+              </w:rPr>
               <w:t xml:space="preserve">0.9</w:t>
             </w:r>
           </w:p>
@@ -15229,18 +15561,66 @@
               <w:pStyle w:val="Compact"/>
             </w:pPr>
             <w:r>
-              <w:t xml:space="preserve">0.921</w:t>
-            </w:r>
-          </w:p>
-        </w:tc>
-        <w:tc>
-          <w:tcPr/>
-          <w:p>
-            <w:pPr>
-              <w:pStyle w:val="Compact"/>
-            </w:pPr>
-            <w:r>
-              <w:t xml:space="preserve">1.019</w:t>
+              <w:rPr>
+                <w:sz w:val="15"/>
+              </w:rPr>
+              <w:t xml:space="preserve">0.933</w:t>
+            </w:r>
+          </w:p>
+        </w:tc>
+        <w:tc>
+          <w:tcPr/>
+          <w:p>
+            <w:pPr>
+              <w:pStyle w:val="Compact"/>
+            </w:pPr>
+            <w:r>
+              <w:rPr>
+                <w:sz w:val="15"/>
+              </w:rPr>
+              <w:t xml:space="preserve">1.045</w:t>
+            </w:r>
+          </w:p>
+        </w:tc>
+        <w:tc>
+          <w:tcPr/>
+          <w:p>
+            <w:pPr>
+              <w:pStyle w:val="Compact"/>
+            </w:pPr>
+            <w:r>
+              <w:rPr>
+                <w:sz w:val="15"/>
+              </w:rPr>
+              <w:t xml:space="preserve">0.045</w:t>
+            </w:r>
+          </w:p>
+        </w:tc>
+        <w:tc>
+          <w:tcPr/>
+          <w:p>
+            <w:pPr>
+              <w:pStyle w:val="Compact"/>
+            </w:pPr>
+            <w:r>
+              <w:rPr>
+                <w:sz w:val="15"/>
+              </w:rPr>
+              <w:t xml:space="preserve">0.0</w:t>
+            </w:r>
+          </w:p>
+        </w:tc>
+        <w:tc>
+          <w:tcPr/>
+          <w:p>
+            <w:pPr>
+              <w:pStyle w:val="Compact"/>
+            </w:pPr>
+            <w:r>
+              <w:rPr>
+                <w:sz w:val="15"/>
+              </w:rPr>
+              <w:t xml:space="preserve">0.955</w:t>
             </w:r>
           </w:p>
         </w:tc>
@@ -15253,6 +15633,9 @@
               <w:pStyle w:val="Compact"/>
             </w:pPr>
             <w:r>
+              <w:rPr>
+                <w:sz w:val="15"/>
+              </w:rPr>
               <w:t xml:space="preserve">BChE</w:t>
             </w:r>
           </w:p>
@@ -15264,17 +15647,51 @@
               <w:pStyle w:val="Compact"/>
             </w:pPr>
             <w:r>
-              <w:t xml:space="preserve">678</w:t>
-            </w:r>
-          </w:p>
-        </w:tc>
-        <w:tc>
-          <w:tcPr/>
-          <w:p>
-            <w:pPr>
-              <w:pStyle w:val="Compact"/>
-            </w:pPr>
-            <w:r>
+              <w:rPr>
+                <w:sz w:val="15"/>
+              </w:rPr>
+              <w:t xml:space="preserve">random</w:t>
+            </w:r>
+          </w:p>
+        </w:tc>
+        <w:tc>
+          <w:tcPr/>
+          <w:p>
+            <w:pPr>
+              <w:pStyle w:val="Compact"/>
+            </w:pPr>
+            <w:r>
+              <w:rPr>
+                <w:sz w:val="15"/>
+              </w:rPr>
+              <w:t xml:space="preserve">3278</w:t>
+            </w:r>
+          </w:p>
+        </w:tc>
+        <w:tc>
+          <w:tcPr/>
+          <w:p>
+            <w:pPr>
+              <w:pStyle w:val="Compact"/>
+            </w:pPr>
+            <w:r>
+              <w:rPr>
+                <w:sz w:val="15"/>
+              </w:rPr>
+              <w:t xml:space="preserve">656</w:t>
+            </w:r>
+          </w:p>
+        </w:tc>
+        <w:tc>
+          <w:tcPr/>
+          <w:p>
+            <w:pPr>
+              <w:pStyle w:val="Compact"/>
+            </w:pPr>
+            <w:r>
+              <w:rPr>
+                <w:sz w:val="15"/>
+              </w:rPr>
               <w:t xml:space="preserve">0.9</w:t>
             </w:r>
           </w:p>
@@ -15286,18 +15703,66 @@
               <w:pStyle w:val="Compact"/>
             </w:pPr>
             <w:r>
-              <w:t xml:space="preserve">0.917</w:t>
-            </w:r>
-          </w:p>
-        </w:tc>
-        <w:tc>
-          <w:tcPr/>
-          <w:p>
-            <w:pPr>
-              <w:pStyle w:val="Compact"/>
-            </w:pPr>
-            <w:r>
-              <w:t xml:space="preserve">1.009</w:t>
+              <w:rPr>
+                <w:sz w:val="15"/>
+              </w:rPr>
+              <w:t xml:space="preserve">0.905</w:t>
+            </w:r>
+          </w:p>
+        </w:tc>
+        <w:tc>
+          <w:tcPr/>
+          <w:p>
+            <w:pPr>
+              <w:pStyle w:val="Compact"/>
+            </w:pPr>
+            <w:r>
+              <w:rPr>
+                <w:sz w:val="15"/>
+              </w:rPr>
+              <w:t xml:space="preserve">1.017</w:t>
+            </w:r>
+          </w:p>
+        </w:tc>
+        <w:tc>
+          <w:tcPr/>
+          <w:p>
+            <w:pPr>
+              <w:pStyle w:val="Compact"/>
+            </w:pPr>
+            <w:r>
+              <w:rPr>
+                <w:sz w:val="15"/>
+              </w:rPr>
+              <w:t xml:space="preserve">0.017</w:t>
+            </w:r>
+          </w:p>
+        </w:tc>
+        <w:tc>
+          <w:tcPr/>
+          <w:p>
+            <w:pPr>
+              <w:pStyle w:val="Compact"/>
+            </w:pPr>
+            <w:r>
+              <w:rPr>
+                <w:sz w:val="15"/>
+              </w:rPr>
+              <w:t xml:space="preserve">0.0</w:t>
+            </w:r>
+          </w:p>
+        </w:tc>
+        <w:tc>
+          <w:tcPr/>
+          <w:p>
+            <w:pPr>
+              <w:pStyle w:val="Compact"/>
+            </w:pPr>
+            <w:r>
+              <w:rPr>
+                <w:sz w:val="15"/>
+              </w:rPr>
+              <w:t xml:space="preserve">0.983</w:t>
             </w:r>
           </w:p>
         </w:tc>
@@ -15310,6 +15775,9 @@
               <w:pStyle w:val="Compact"/>
             </w:pPr>
             <w:r>
+              <w:rPr>
+                <w:sz w:val="15"/>
+              </w:rPr>
               <w:t xml:space="preserve">BACE1</w:t>
             </w:r>
           </w:p>
@@ -15321,17 +15789,51 @@
               <w:pStyle w:val="Compact"/>
             </w:pPr>
             <w:r>
-              <w:t xml:space="preserve">1793</w:t>
-            </w:r>
-          </w:p>
-        </w:tc>
-        <w:tc>
-          <w:tcPr/>
-          <w:p>
-            <w:pPr>
-              <w:pStyle w:val="Compact"/>
-            </w:pPr>
-            <w:r>
+              <w:rPr>
+                <w:sz w:val="15"/>
+              </w:rPr>
+              <w:t xml:space="preserve">random</w:t>
+            </w:r>
+          </w:p>
+        </w:tc>
+        <w:tc>
+          <w:tcPr/>
+          <w:p>
+            <w:pPr>
+              <w:pStyle w:val="Compact"/>
+            </w:pPr>
+            <w:r>
+              <w:rPr>
+                <w:sz w:val="15"/>
+              </w:rPr>
+              <w:t xml:space="preserve">8207</w:t>
+            </w:r>
+          </w:p>
+        </w:tc>
+        <w:tc>
+          <w:tcPr/>
+          <w:p>
+            <w:pPr>
+              <w:pStyle w:val="Compact"/>
+            </w:pPr>
+            <w:r>
+              <w:rPr>
+                <w:sz w:val="15"/>
+              </w:rPr>
+              <w:t xml:space="preserve">1642</w:t>
+            </w:r>
+          </w:p>
+        </w:tc>
+        <w:tc>
+          <w:tcPr/>
+          <w:p>
+            <w:pPr>
+              <w:pStyle w:val="Compact"/>
+            </w:pPr>
+            <w:r>
+              <w:rPr>
+                <w:sz w:val="15"/>
+              </w:rPr>
               <w:t xml:space="preserve">0.9</w:t>
             </w:r>
           </w:p>
@@ -15343,18 +15845,66 @@
               <w:pStyle w:val="Compact"/>
             </w:pPr>
             <w:r>
-              <w:t xml:space="preserve">0.906</w:t>
-            </w:r>
-          </w:p>
-        </w:tc>
-        <w:tc>
-          <w:tcPr/>
-          <w:p>
-            <w:pPr>
-              <w:pStyle w:val="Compact"/>
-            </w:pPr>
-            <w:r>
-              <w:t xml:space="preserve">1.007</w:t>
+              <w:rPr>
+                <w:sz w:val="15"/>
+              </w:rPr>
+              <w:t xml:space="preserve">0.887</w:t>
+            </w:r>
+          </w:p>
+        </w:tc>
+        <w:tc>
+          <w:tcPr/>
+          <w:p>
+            <w:pPr>
+              <w:pStyle w:val="Compact"/>
+            </w:pPr>
+            <w:r>
+              <w:rPr>
+                <w:sz w:val="15"/>
+              </w:rPr>
+              <w:t xml:space="preserve">0.956</w:t>
+            </w:r>
+          </w:p>
+        </w:tc>
+        <w:tc>
+          <w:tcPr/>
+          <w:p>
+            <w:pPr>
+              <w:pStyle w:val="Compact"/>
+            </w:pPr>
+            <w:r>
+              <w:rPr>
+                <w:sz w:val="15"/>
+              </w:rPr>
+              <w:t xml:space="preserve">0.0</w:t>
+            </w:r>
+          </w:p>
+        </w:tc>
+        <w:tc>
+          <w:tcPr/>
+          <w:p>
+            <w:pPr>
+              <w:pStyle w:val="Compact"/>
+            </w:pPr>
+            <w:r>
+              <w:rPr>
+                <w:sz w:val="15"/>
+              </w:rPr>
+              <w:t xml:space="preserve">0.044</w:t>
+            </w:r>
+          </w:p>
+        </w:tc>
+        <w:tc>
+          <w:tcPr/>
+          <w:p>
+            <w:pPr>
+              <w:pStyle w:val="Compact"/>
+            </w:pPr>
+            <w:r>
+              <w:rPr>
+                <w:sz w:val="15"/>
+              </w:rPr>
+              <w:t xml:space="preserve">0.956</w:t>
             </w:r>
           </w:p>
         </w:tc>
@@ -15367,6 +15917,9 @@
               <w:pStyle w:val="Compact"/>
             </w:pPr>
             <w:r>
+              <w:rPr>
+                <w:sz w:val="15"/>
+              </w:rPr>
               <w:t xml:space="preserve">GSK3B</w:t>
             </w:r>
           </w:p>
@@ -15378,17 +15931,51 @@
               <w:pStyle w:val="Compact"/>
             </w:pPr>
             <w:r>
-              <w:t xml:space="preserve">1128</w:t>
-            </w:r>
-          </w:p>
-        </w:tc>
-        <w:tc>
-          <w:tcPr/>
-          <w:p>
-            <w:pPr>
-              <w:pStyle w:val="Compact"/>
-            </w:pPr>
-            <w:r>
+              <w:rPr>
+                <w:sz w:val="15"/>
+              </w:rPr>
+              <w:t xml:space="preserve">random</w:t>
+            </w:r>
+          </w:p>
+        </w:tc>
+        <w:tc>
+          <w:tcPr/>
+          <w:p>
+            <w:pPr>
+              <w:pStyle w:val="Compact"/>
+            </w:pPr>
+            <w:r>
+              <w:rPr>
+                <w:sz w:val="15"/>
+              </w:rPr>
+              <w:t xml:space="preserve">5439</w:t>
+            </w:r>
+          </w:p>
+        </w:tc>
+        <w:tc>
+          <w:tcPr/>
+          <w:p>
+            <w:pPr>
+              <w:pStyle w:val="Compact"/>
+            </w:pPr>
+            <w:r>
+              <w:rPr>
+                <w:sz w:val="15"/>
+              </w:rPr>
+              <w:t xml:space="preserve">1088</w:t>
+            </w:r>
+          </w:p>
+        </w:tc>
+        <w:tc>
+          <w:tcPr/>
+          <w:p>
+            <w:pPr>
+              <w:pStyle w:val="Compact"/>
+            </w:pPr>
+            <w:r>
+              <w:rPr>
+                <w:sz w:val="15"/>
+              </w:rPr>
               <w:t xml:space="preserve">0.9</w:t>
             </w:r>
           </w:p>
@@ -15400,18 +15987,66 @@
               <w:pStyle w:val="Compact"/>
             </w:pPr>
             <w:r>
-              <w:t xml:space="preserve">0.908</w:t>
-            </w:r>
-          </w:p>
-        </w:tc>
-        <w:tc>
-          <w:tcPr/>
-          <w:p>
-            <w:pPr>
-              <w:pStyle w:val="Compact"/>
-            </w:pPr>
-            <w:r>
-              <w:t xml:space="preserve">1.03</w:t>
+              <w:rPr>
+                <w:sz w:val="15"/>
+              </w:rPr>
+              <w:t xml:space="preserve">0.876</w:t>
+            </w:r>
+          </w:p>
+        </w:tc>
+        <w:tc>
+          <w:tcPr/>
+          <w:p>
+            <w:pPr>
+              <w:pStyle w:val="Compact"/>
+            </w:pPr>
+            <w:r>
+              <w:rPr>
+                <w:sz w:val="15"/>
+              </w:rPr>
+              <w:t xml:space="preserve">0.991</w:t>
+            </w:r>
+          </w:p>
+        </w:tc>
+        <w:tc>
+          <w:tcPr/>
+          <w:p>
+            <w:pPr>
+              <w:pStyle w:val="Compact"/>
+            </w:pPr>
+            <w:r>
+              <w:rPr>
+                <w:sz w:val="15"/>
+              </w:rPr>
+              <w:t xml:space="preserve">0.0</w:t>
+            </w:r>
+          </w:p>
+        </w:tc>
+        <w:tc>
+          <w:tcPr/>
+          <w:p>
+            <w:pPr>
+              <w:pStyle w:val="Compact"/>
+            </w:pPr>
+            <w:r>
+              <w:rPr>
+                <w:sz w:val="15"/>
+              </w:rPr>
+              <w:t xml:space="preserve">0.009</w:t>
+            </w:r>
+          </w:p>
+        </w:tc>
+        <w:tc>
+          <w:tcPr/>
+          <w:p>
+            <w:pPr>
+              <w:pStyle w:val="Compact"/>
+            </w:pPr>
+            <w:r>
+              <w:rPr>
+                <w:sz w:val="15"/>
+              </w:rPr>
+              <w:t xml:space="preserve">0.991</w:t>
             </w:r>
           </w:p>
         </w:tc>
@@ -15424,6 +16059,9 @@
               <w:pStyle w:val="Compact"/>
             </w:pPr>
             <w:r>
+              <w:rPr>
+                <w:sz w:val="15"/>
+              </w:rPr>
               <w:t xml:space="preserve">MAO_A</w:t>
             </w:r>
           </w:p>
@@ -15435,17 +16073,51 @@
               <w:pStyle w:val="Compact"/>
             </w:pPr>
             <w:r>
-              <w:t xml:space="preserve">758</w:t>
-            </w:r>
-          </w:p>
-        </w:tc>
-        <w:tc>
-          <w:tcPr/>
-          <w:p>
-            <w:pPr>
-              <w:pStyle w:val="Compact"/>
-            </w:pPr>
-            <w:r>
+              <w:rPr>
+                <w:sz w:val="15"/>
+              </w:rPr>
+              <w:t xml:space="preserve">random</w:t>
+            </w:r>
+          </w:p>
+        </w:tc>
+        <w:tc>
+          <w:tcPr/>
+          <w:p>
+            <w:pPr>
+              <w:pStyle w:val="Compact"/>
+            </w:pPr>
+            <w:r>
+              <w:rPr>
+                <w:sz w:val="15"/>
+              </w:rPr>
+              <w:t xml:space="preserve">3585</w:t>
+            </w:r>
+          </w:p>
+        </w:tc>
+        <w:tc>
+          <w:tcPr/>
+          <w:p>
+            <w:pPr>
+              <w:pStyle w:val="Compact"/>
+            </w:pPr>
+            <w:r>
+              <w:rPr>
+                <w:sz w:val="15"/>
+              </w:rPr>
+              <w:t xml:space="preserve">717</w:t>
+            </w:r>
+          </w:p>
+        </w:tc>
+        <w:tc>
+          <w:tcPr/>
+          <w:p>
+            <w:pPr>
+              <w:pStyle w:val="Compact"/>
+            </w:pPr>
+            <w:r>
+              <w:rPr>
+                <w:sz w:val="15"/>
+              </w:rPr>
               <w:t xml:space="preserve">0.9</w:t>
             </w:r>
           </w:p>
@@ -15457,18 +16129,66 @@
               <w:pStyle w:val="Compact"/>
             </w:pPr>
             <w:r>
-              <w:t xml:space="preserve">0.889</w:t>
-            </w:r>
-          </w:p>
-        </w:tc>
-        <w:tc>
-          <w:tcPr/>
-          <w:p>
-            <w:pPr>
-              <w:pStyle w:val="Compact"/>
-            </w:pPr>
-            <w:r>
-              <w:t xml:space="preserve">1.012</w:t>
+              <w:rPr>
+                <w:sz w:val="15"/>
+              </w:rPr>
+              <w:t xml:space="preserve">0.888</w:t>
+            </w:r>
+          </w:p>
+        </w:tc>
+        <w:tc>
+          <w:tcPr/>
+          <w:p>
+            <w:pPr>
+              <w:pStyle w:val="Compact"/>
+            </w:pPr>
+            <w:r>
+              <w:rPr>
+                <w:sz w:val="15"/>
+              </w:rPr>
+              <w:t xml:space="preserve">1.006</w:t>
+            </w:r>
+          </w:p>
+        </w:tc>
+        <w:tc>
+          <w:tcPr/>
+          <w:p>
+            <w:pPr>
+              <w:pStyle w:val="Compact"/>
+            </w:pPr>
+            <w:r>
+              <w:rPr>
+                <w:sz w:val="15"/>
+              </w:rPr>
+              <w:t xml:space="preserve">0.006</w:t>
+            </w:r>
+          </w:p>
+        </w:tc>
+        <w:tc>
+          <w:tcPr/>
+          <w:p>
+            <w:pPr>
+              <w:pStyle w:val="Compact"/>
+            </w:pPr>
+            <w:r>
+              <w:rPr>
+                <w:sz w:val="15"/>
+              </w:rPr>
+              <w:t xml:space="preserve">0.0</w:t>
+            </w:r>
+          </w:p>
+        </w:tc>
+        <w:tc>
+          <w:tcPr/>
+          <w:p>
+            <w:pPr>
+              <w:pStyle w:val="Compact"/>
+            </w:pPr>
+            <w:r>
+              <w:rPr>
+                <w:sz w:val="15"/>
+              </w:rPr>
+              <w:t xml:space="preserve">0.994</w:t>
             </w:r>
           </w:p>
         </w:tc>
@@ -15481,6 +16201,9 @@
               <w:pStyle w:val="Compact"/>
             </w:pPr>
             <w:r>
+              <w:rPr>
+                <w:sz w:val="15"/>
+              </w:rPr>
               <w:t xml:space="preserve">MAO_B</w:t>
             </w:r>
           </w:p>
@@ -15492,17 +16215,51 @@
               <w:pStyle w:val="Compact"/>
             </w:pPr>
             <w:r>
-              <w:t xml:space="preserve">962</w:t>
-            </w:r>
-          </w:p>
-        </w:tc>
-        <w:tc>
-          <w:tcPr/>
-          <w:p>
-            <w:pPr>
-              <w:pStyle w:val="Compact"/>
-            </w:pPr>
-            <w:r>
+              <w:rPr>
+                <w:sz w:val="15"/>
+              </w:rPr>
+              <w:t xml:space="preserve">random</w:t>
+            </w:r>
+          </w:p>
+        </w:tc>
+        <w:tc>
+          <w:tcPr/>
+          <w:p>
+            <w:pPr>
+              <w:pStyle w:val="Compact"/>
+            </w:pPr>
+            <w:r>
+              <w:rPr>
+                <w:sz w:val="15"/>
+              </w:rPr>
+              <w:t xml:space="preserve">4534</w:t>
+            </w:r>
+          </w:p>
+        </w:tc>
+        <w:tc>
+          <w:tcPr/>
+          <w:p>
+            <w:pPr>
+              <w:pStyle w:val="Compact"/>
+            </w:pPr>
+            <w:r>
+              <w:rPr>
+                <w:sz w:val="15"/>
+              </w:rPr>
+              <w:t xml:space="preserve">907</w:t>
+            </w:r>
+          </w:p>
+        </w:tc>
+        <w:tc>
+          <w:tcPr/>
+          <w:p>
+            <w:pPr>
+              <w:pStyle w:val="Compact"/>
+            </w:pPr>
+            <w:r>
+              <w:rPr>
+                <w:sz w:val="15"/>
+              </w:rPr>
               <w:t xml:space="preserve">0.9</w:t>
             </w:r>
           </w:p>
@@ -15514,18 +16271,66 @@
               <w:pStyle w:val="Compact"/>
             </w:pPr>
             <w:r>
-              <w:t xml:space="preserve">0.899</w:t>
-            </w:r>
-          </w:p>
-        </w:tc>
-        <w:tc>
-          <w:tcPr/>
-          <w:p>
-            <w:pPr>
-              <w:pStyle w:val="Compact"/>
-            </w:pPr>
-            <w:r>
-              <w:t xml:space="preserve">1.025</w:t>
+              <w:rPr>
+                <w:sz w:val="15"/>
+              </w:rPr>
+              <w:t xml:space="preserve">0.914</w:t>
+            </w:r>
+          </w:p>
+        </w:tc>
+        <w:tc>
+          <w:tcPr/>
+          <w:p>
+            <w:pPr>
+              <w:pStyle w:val="Compact"/>
+            </w:pPr>
+            <w:r>
+              <w:rPr>
+                <w:sz w:val="15"/>
+              </w:rPr>
+              <w:t xml:space="preserve">1.052</w:t>
+            </w:r>
+          </w:p>
+        </w:tc>
+        <w:tc>
+          <w:tcPr/>
+          <w:p>
+            <w:pPr>
+              <w:pStyle w:val="Compact"/>
+            </w:pPr>
+            <w:r>
+              <w:rPr>
+                <w:sz w:val="15"/>
+              </w:rPr>
+              <w:t xml:space="preserve">0.052</w:t>
+            </w:r>
+          </w:p>
+        </w:tc>
+        <w:tc>
+          <w:tcPr/>
+          <w:p>
+            <w:pPr>
+              <w:pStyle w:val="Compact"/>
+            </w:pPr>
+            <w:r>
+              <w:rPr>
+                <w:sz w:val="15"/>
+              </w:rPr>
+              <w:t xml:space="preserve">0.0</w:t>
+            </w:r>
+          </w:p>
+        </w:tc>
+        <w:tc>
+          <w:tcPr/>
+          <w:p>
+            <w:pPr>
+              <w:pStyle w:val="Compact"/>
+            </w:pPr>
+            <w:r>
+              <w:rPr>
+                <w:sz w:val="15"/>
+              </w:rPr>
+              <w:t xml:space="preserve">0.948</w:t>
             </w:r>
           </w:p>
         </w:tc>
@@ -15538,6 +16343,9 @@
               <w:pStyle w:val="Compact"/>
             </w:pPr>
             <w:r>
+              <w:rPr>
+                <w:sz w:val="15"/>
+              </w:rPr>
               <w:t xml:space="preserve">hERG</w:t>
             </w:r>
           </w:p>
@@ -15549,17 +16357,51 @@
               <w:pStyle w:val="Compact"/>
             </w:pPr>
             <w:r>
-              <w:t xml:space="preserve">2056</w:t>
-            </w:r>
-          </w:p>
-        </w:tc>
-        <w:tc>
-          <w:tcPr/>
-          <w:p>
-            <w:pPr>
-              <w:pStyle w:val="Compact"/>
-            </w:pPr>
-            <w:r>
+              <w:rPr>
+                <w:sz w:val="15"/>
+              </w:rPr>
+              <w:t xml:space="preserve">random</w:t>
+            </w:r>
+          </w:p>
+        </w:tc>
+        <w:tc>
+          <w:tcPr/>
+          <w:p>
+            <w:pPr>
+              <w:pStyle w:val="Compact"/>
+            </w:pPr>
+            <w:r>
+              <w:rPr>
+                <w:sz w:val="15"/>
+              </w:rPr>
+              <w:t xml:space="preserve">9933</w:t>
+            </w:r>
+          </w:p>
+        </w:tc>
+        <w:tc>
+          <w:tcPr/>
+          <w:p>
+            <w:pPr>
+              <w:pStyle w:val="Compact"/>
+            </w:pPr>
+            <w:r>
+              <w:rPr>
+                <w:sz w:val="15"/>
+              </w:rPr>
+              <w:t xml:space="preserve">1987</w:t>
+            </w:r>
+          </w:p>
+        </w:tc>
+        <w:tc>
+          <w:tcPr/>
+          <w:p>
+            <w:pPr>
+              <w:pStyle w:val="Compact"/>
+            </w:pPr>
+            <w:r>
+              <w:rPr>
+                <w:sz w:val="15"/>
+              </w:rPr>
               <w:t xml:space="preserve">0.9</w:t>
             </w:r>
           </w:p>
@@ -15571,18 +16413,66 @@
               <w:pStyle w:val="Compact"/>
             </w:pPr>
             <w:r>
-              <w:t xml:space="preserve">0.904</w:t>
-            </w:r>
-          </w:p>
-        </w:tc>
-        <w:tc>
-          <w:tcPr/>
-          <w:p>
-            <w:pPr>
-              <w:pStyle w:val="Compact"/>
-            </w:pPr>
-            <w:r>
-              <w:t xml:space="preserve">1.079</w:t>
+              <w:rPr>
+                <w:sz w:val="15"/>
+              </w:rPr>
+              <w:t xml:space="preserve">0.903</w:t>
+            </w:r>
+          </w:p>
+        </w:tc>
+        <w:tc>
+          <w:tcPr/>
+          <w:p>
+            <w:pPr>
+              <w:pStyle w:val="Compact"/>
+            </w:pPr>
+            <w:r>
+              <w:rPr>
+                <w:sz w:val="15"/>
+              </w:rPr>
+              <w:t xml:space="preserve">1.094</w:t>
+            </w:r>
+          </w:p>
+        </w:tc>
+        <w:tc>
+          <w:tcPr/>
+          <w:p>
+            <w:pPr>
+              <w:pStyle w:val="Compact"/>
+            </w:pPr>
+            <w:r>
+              <w:rPr>
+                <w:sz w:val="15"/>
+              </w:rPr>
+              <w:t xml:space="preserve">0.094</w:t>
+            </w:r>
+          </w:p>
+        </w:tc>
+        <w:tc>
+          <w:tcPr/>
+          <w:p>
+            <w:pPr>
+              <w:pStyle w:val="Compact"/>
+            </w:pPr>
+            <w:r>
+              <w:rPr>
+                <w:sz w:val="15"/>
+              </w:rPr>
+              <w:t xml:space="preserve">0.0</w:t>
+            </w:r>
+          </w:p>
+        </w:tc>
+        <w:tc>
+          <w:tcPr/>
+          <w:p>
+            <w:pPr>
+              <w:pStyle w:val="Compact"/>
+            </w:pPr>
+            <w:r>
+              <w:rPr>
+                <w:sz w:val="15"/>
+              </w:rPr>
+              <w:t xml:space="preserve">0.906</w:t>
             </w:r>
           </w:p>
         </w:tc>
@@ -22628,7 +23518,7 @@
               <w:rPr>
                 <w:sz w:val="15"/>
               </w:rPr>
-              <w:t xml:space="preserve">training base rate 0.724; enrichment -0.756</w:t>
+              <w:t xml:space="preserve">training base rate 0.596; enrichment -0.704</w:t>
             </w:r>
           </w:p>
         </w:tc>
@@ -22714,7 +23604,7 @@
               <w:rPr>
                 <w:sz w:val="15"/>
               </w:rPr>
-              <w:t xml:space="preserve">training base rate 0.413; enrichment -0.808</w:t>
+              <w:t xml:space="preserve">training base rate 0.236; enrichment -0.665</w:t>
             </w:r>
           </w:p>
         </w:tc>
@@ -23144,7 +24034,7 @@
               <w:rPr>
                 <w:sz w:val="15"/>
               </w:rPr>
-              <w:t xml:space="preserve">training base rate 0.724; enrichment +1.000</w:t>
+              <w:t xml:space="preserve">training base rate 0.596; enrichment +1.000</w:t>
             </w:r>
           </w:p>
         </w:tc>
@@ -23230,7 +24120,7 @@
               <w:rPr>
                 <w:sz w:val="15"/>
               </w:rPr>
-              <w:t xml:space="preserve">training base rate 0.413; enrichment +0.547</w:t>
+              <w:t xml:space="preserve">training base rate 0.236; enrichment +0.652</w:t>
             </w:r>
           </w:p>
         </w:tc>
@@ -23660,7 +24550,7 @@
               <w:rPr>
                 <w:sz w:val="15"/>
               </w:rPr>
-              <w:t xml:space="preserve">training base rate 0.724; enrichment -0.883</w:t>
+              <w:t xml:space="preserve">training base rate 0.596; enrichment -0.858</w:t>
             </w:r>
           </w:p>
         </w:tc>
@@ -23746,7 +24636,7 @@
               <w:rPr>
                 <w:sz w:val="15"/>
               </w:rPr>
-              <w:t xml:space="preserve">training base rate 0.413; enrichment -0.746</w:t>
+              <w:t xml:space="preserve">training base rate 0.236; enrichment -0.556</w:t>
             </w:r>
           </w:p>
         </w:tc>
@@ -27273,7 +28163,7 @@
           <w:b/>
           <w:bCs/>
         </w:rPr>
-        <w:t xml:space="preserve">0.720 to 0.910</w:t>
+        <w:t xml:space="preserve">0.713 to 0.913</w:t>
       </w:r>
       <w:r>
         <w:t xml:space="preserve"> </w:t>
@@ -27478,21 +28368,21 @@
               <w:rPr>
                 <w:sz w:val="15"/>
               </w:rPr>
-              <w:t xml:space="preserve">4141</w:t>
-            </w:r>
-          </w:p>
-        </w:tc>
-        <w:tc>
-          <w:tcPr/>
-          <w:p>
-            <w:pPr>
-              <w:pStyle w:val="Compact"/>
-            </w:pPr>
-            <w:r>
-              <w:rPr>
-                <w:sz w:val="15"/>
-              </w:rPr>
-              <w:t xml:space="preserve">1028</w:t>
+              <w:t xml:space="preserve">4006</w:t>
+            </w:r>
+          </w:p>
+        </w:tc>
+        <w:tc>
+          <w:tcPr/>
+          <w:p>
+            <w:pPr>
+              <w:pStyle w:val="Compact"/>
+            </w:pPr>
+            <w:r>
+              <w:rPr>
+                <w:sz w:val="15"/>
+              </w:rPr>
+              <w:t xml:space="preserve">1007</w:t>
             </w:r>
           </w:p>
         </w:tc>
@@ -27520,7 +28410,7 @@
               <w:rPr>
                 <w:sz w:val="15"/>
               </w:rPr>
-              <w:t xml:space="preserve">0.761</w:t>
+              <w:t xml:space="preserve">0.751</w:t>
             </w:r>
           </w:p>
         </w:tc>
@@ -27578,21 +28468,21 @@
               <w:rPr>
                 <w:sz w:val="15"/>
               </w:rPr>
-              <w:t xml:space="preserve">2696</w:t>
-            </w:r>
-          </w:p>
-        </w:tc>
-        <w:tc>
-          <w:tcPr/>
-          <w:p>
-            <w:pPr>
-              <w:pStyle w:val="Compact"/>
-            </w:pPr>
-            <w:r>
-              <w:rPr>
-                <w:sz w:val="15"/>
-              </w:rPr>
-              <w:t xml:space="preserve">617</w:t>
+              <w:t xml:space="preserve">2624</w:t>
+            </w:r>
+          </w:p>
+        </w:tc>
+        <w:tc>
+          <w:tcPr/>
+          <w:p>
+            <w:pPr>
+              <w:pStyle w:val="Compact"/>
+            </w:pPr>
+            <w:r>
+              <w:rPr>
+                <w:sz w:val="15"/>
+              </w:rPr>
+              <w:t xml:space="preserve">609</w:t>
             </w:r>
           </w:p>
         </w:tc>
@@ -27620,7 +28510,7 @@
               <w:rPr>
                 <w:sz w:val="15"/>
               </w:rPr>
-              <w:t xml:space="preserve">0.801</w:t>
+              <w:t xml:space="preserve">0.804</w:t>
             </w:r>
           </w:p>
         </w:tc>
@@ -27678,21 +28568,21 @@
               <w:rPr>
                 <w:sz w:val="15"/>
               </w:rPr>
-              <w:t xml:space="preserve">6901</w:t>
-            </w:r>
-          </w:p>
-        </w:tc>
-        <w:tc>
-          <w:tcPr/>
-          <w:p>
-            <w:pPr>
-              <w:pStyle w:val="Compact"/>
-            </w:pPr>
-            <w:r>
-              <w:rPr>
-                <w:sz w:val="15"/>
-              </w:rPr>
-              <w:t xml:space="preserve">1673</w:t>
+              <w:t xml:space="preserve">6266</w:t>
+            </w:r>
+          </w:p>
+        </w:tc>
+        <w:tc>
+          <w:tcPr/>
+          <w:p>
+            <w:pPr>
+              <w:pStyle w:val="Compact"/>
+            </w:pPr>
+            <w:r>
+              <w:rPr>
+                <w:sz w:val="15"/>
+              </w:rPr>
+              <w:t xml:space="preserve">1578</w:t>
             </w:r>
           </w:p>
         </w:tc>
@@ -27720,7 +28610,7 @@
               <w:rPr>
                 <w:sz w:val="15"/>
               </w:rPr>
-              <w:t xml:space="preserve">0.91</w:t>
+              <w:t xml:space="preserve">0.913</w:t>
             </w:r>
           </w:p>
         </w:tc>
@@ -27778,21 +28668,21 @@
               <w:rPr>
                 <w:sz w:val="15"/>
               </w:rPr>
-              <w:t xml:space="preserve">4205</w:t>
-            </w:r>
-          </w:p>
-        </w:tc>
-        <w:tc>
-          <w:tcPr/>
-          <w:p>
-            <w:pPr>
-              <w:pStyle w:val="Compact"/>
-            </w:pPr>
-            <w:r>
-              <w:rPr>
-                <w:sz w:val="15"/>
-              </w:rPr>
-              <w:t xml:space="preserve">546</w:t>
+              <w:t xml:space="preserve">4075</w:t>
+            </w:r>
+          </w:p>
+        </w:tc>
+        <w:tc>
+          <w:tcPr/>
+          <w:p>
+            <w:pPr>
+              <w:pStyle w:val="Compact"/>
+            </w:pPr>
+            <w:r>
+              <w:rPr>
+                <w:sz w:val="15"/>
+              </w:rPr>
+              <w:t xml:space="preserve">521</w:t>
             </w:r>
           </w:p>
         </w:tc>
@@ -27820,7 +28710,7 @@
               <w:rPr>
                 <w:sz w:val="15"/>
               </w:rPr>
-              <w:t xml:space="preserve">0.764</w:t>
+              <w:t xml:space="preserve">0.748</w:t>
             </w:r>
           </w:p>
         </w:tc>
@@ -27878,21 +28768,21 @@
               <w:rPr>
                 <w:sz w:val="15"/>
               </w:rPr>
-              <w:t xml:space="preserve">2859</w:t>
-            </w:r>
-          </w:p>
-        </w:tc>
-        <w:tc>
-          <w:tcPr/>
-          <w:p>
-            <w:pPr>
-              <w:pStyle w:val="Compact"/>
-            </w:pPr>
-            <w:r>
-              <w:rPr>
-                <w:sz w:val="15"/>
-              </w:rPr>
-              <w:t xml:space="preserve">819</w:t>
+              <w:t xml:space="preserve">2706</w:t>
+            </w:r>
+          </w:p>
+        </w:tc>
+        <w:tc>
+          <w:tcPr/>
+          <w:p>
+            <w:pPr>
+              <w:pStyle w:val="Compact"/>
+            </w:pPr>
+            <w:r>
+              <w:rPr>
+                <w:sz w:val="15"/>
+              </w:rPr>
+              <w:t xml:space="preserve">792</w:t>
             </w:r>
           </w:p>
         </w:tc>
@@ -27920,7 +28810,7 @@
               <w:rPr>
                 <w:sz w:val="15"/>
               </w:rPr>
-              <w:t xml:space="preserve">0.727</w:t>
+              <w:t xml:space="preserve">0.713</w:t>
             </w:r>
           </w:p>
         </w:tc>
@@ -27978,21 +28868,21 @@
               <w:rPr>
                 <w:sz w:val="15"/>
               </w:rPr>
-              <w:t xml:space="preserve">3719</w:t>
-            </w:r>
-          </w:p>
-        </w:tc>
-        <w:tc>
-          <w:tcPr/>
-          <w:p>
-            <w:pPr>
-              <w:pStyle w:val="Compact"/>
-            </w:pPr>
-            <w:r>
-              <w:rPr>
-                <w:sz w:val="15"/>
-              </w:rPr>
-              <w:t xml:space="preserve">923</w:t>
+              <w:t xml:space="preserve">3525</w:t>
+            </w:r>
+          </w:p>
+        </w:tc>
+        <w:tc>
+          <w:tcPr/>
+          <w:p>
+            <w:pPr>
+              <w:pStyle w:val="Compact"/>
+            </w:pPr>
+            <w:r>
+              <w:rPr>
+                <w:sz w:val="15"/>
+              </w:rPr>
+              <w:t xml:space="preserve">893</w:t>
             </w:r>
           </w:p>
         </w:tc>
@@ -28020,7 +28910,7 @@
               <w:rPr>
                 <w:sz w:val="15"/>
               </w:rPr>
-              <w:t xml:space="preserve">0.843</w:t>
+              <w:t xml:space="preserve">0.845</w:t>
             </w:r>
           </w:p>
         </w:tc>
@@ -28078,21 +28968,21 @@
               <w:rPr>
                 <w:sz w:val="15"/>
               </w:rPr>
-              <w:t xml:space="preserve">8158</w:t>
-            </w:r>
-          </w:p>
-        </w:tc>
-        <w:tc>
-          <w:tcPr/>
-          <w:p>
-            <w:pPr>
-              <w:pStyle w:val="Compact"/>
-            </w:pPr>
-            <w:r>
-              <w:rPr>
-                <w:sz w:val="15"/>
-              </w:rPr>
-              <w:t xml:space="preserve">2059</w:t>
+              <w:t xml:space="preserve">7888</w:t>
+            </w:r>
+          </w:p>
+        </w:tc>
+        <w:tc>
+          <w:tcPr/>
+          <w:p>
+            <w:pPr>
+              <w:pStyle w:val="Compact"/>
+            </w:pPr>
+            <w:r>
+              <w:rPr>
+                <w:sz w:val="15"/>
+              </w:rPr>
+              <w:t xml:space="preserve">1986</w:t>
             </w:r>
           </w:p>
         </w:tc>
@@ -28120,7 +29010,7 @@
               <w:rPr>
                 <w:sz w:val="15"/>
               </w:rPr>
-              <w:t xml:space="preserve">0.72</w:t>
+              <w:t xml:space="preserve">0.721</w:t>
             </w:r>
           </w:p>
         </w:tc>
@@ -28225,7 +29115,7 @@
           <w:b/>
           <w:bCs/>
         </w:rPr>
-        <w:t xml:space="preserve">949</w:t>
+        <w:t xml:space="preserve">925</w:t>
       </w:r>
       <w:r>
         <w:t xml:space="preserve"> </w:t>
@@ -28241,13 +29131,13 @@
           <w:b/>
           <w:bCs/>
         </w:rPr>
-        <w:t xml:space="preserve">0.949</w:t>
-      </w:r>
-      <w:r>
-        <w:t xml:space="preserve"> </w:t>
-      </w:r>
-      <w:r>
-        <w:t xml:space="preserve">(95% CI 0.934 to 0.961).</w:t>
+        <w:t xml:space="preserve">0.925</w:t>
+      </w:r>
+      <w:r>
+        <w:t xml:space="preserve"> </w:t>
+      </w:r>
+      <w:r>
+        <w:t xml:space="preserve">(95% CI 0.907 to 0.940).</w:t>
       </w:r>
     </w:p>
     <w:p>
@@ -28606,63 +29496,63 @@
               <w:rPr>
                 <w:sz w:val="15"/>
               </w:rPr>
-              <w:t xml:space="preserve">241</w:t>
-            </w:r>
-          </w:p>
-        </w:tc>
-        <w:tc>
-          <w:tcPr/>
-          <w:p>
-            <w:pPr>
-              <w:pStyle w:val="Compact"/>
-            </w:pPr>
-            <w:r>
-              <w:rPr>
-                <w:sz w:val="15"/>
-              </w:rPr>
-              <w:t xml:space="preserve">171</w:t>
-            </w:r>
-          </w:p>
-        </w:tc>
-        <w:tc>
-          <w:tcPr/>
-          <w:p>
-            <w:pPr>
-              <w:pStyle w:val="Compact"/>
-            </w:pPr>
-            <w:r>
-              <w:rPr>
-                <w:sz w:val="15"/>
-              </w:rPr>
-              <w:t xml:space="preserve">0.7934</w:t>
-            </w:r>
-          </w:p>
-        </w:tc>
-        <w:tc>
-          <w:tcPr/>
-          <w:p>
-            <w:pPr>
-              <w:pStyle w:val="Compact"/>
-            </w:pPr>
-            <w:r>
-              <w:rPr>
-                <w:sz w:val="15"/>
-              </w:rPr>
-              <w:t xml:space="preserve">0.7661</w:t>
-            </w:r>
-          </w:p>
-        </w:tc>
-        <w:tc>
-          <w:tcPr/>
-          <w:p>
-            <w:pPr>
-              <w:pStyle w:val="Compact"/>
-            </w:pPr>
-            <w:r>
-              <w:rPr>
-                <w:sz w:val="15"/>
-              </w:rPr>
-              <w:t xml:space="preserve">0.6571</w:t>
+              <w:t xml:space="preserve">227</w:t>
+            </w:r>
+          </w:p>
+        </w:tc>
+        <w:tc>
+          <w:tcPr/>
+          <w:p>
+            <w:pPr>
+              <w:pStyle w:val="Compact"/>
+            </w:pPr>
+            <w:r>
+              <w:rPr>
+                <w:sz w:val="15"/>
+              </w:rPr>
+              <w:t xml:space="preserve">165</w:t>
+            </w:r>
+          </w:p>
+        </w:tc>
+        <w:tc>
+          <w:tcPr/>
+          <w:p>
+            <w:pPr>
+              <w:pStyle w:val="Compact"/>
+            </w:pPr>
+            <w:r>
+              <w:rPr>
+                <w:sz w:val="15"/>
+              </w:rPr>
+              <w:t xml:space="preserve">0.7666</w:t>
+            </w:r>
+          </w:p>
+        </w:tc>
+        <w:tc>
+          <w:tcPr/>
+          <w:p>
+            <w:pPr>
+              <w:pStyle w:val="Compact"/>
+            </w:pPr>
+            <w:r>
+              <w:rPr>
+                <w:sz w:val="15"/>
+              </w:rPr>
+              <w:t xml:space="preserve">0.7636</w:t>
+            </w:r>
+          </w:p>
+        </w:tc>
+        <w:tc>
+          <w:tcPr/>
+          <w:p>
+            <w:pPr>
+              <w:pStyle w:val="Compact"/>
+            </w:pPr>
+            <w:r>
+              <w:rPr>
+                <w:sz w:val="15"/>
+              </w:rPr>
+              <w:t xml:space="preserve">0.6129</w:t>
             </w:r>
           </w:p>
         </w:tc>
@@ -28692,63 +29582,63 @@
               <w:rPr>
                 <w:sz w:val="15"/>
               </w:rPr>
-              <w:t xml:space="preserve">65</w:t>
-            </w:r>
-          </w:p>
-        </w:tc>
-        <w:tc>
-          <w:tcPr/>
-          <w:p>
-            <w:pPr>
-              <w:pStyle w:val="Compact"/>
-            </w:pPr>
-            <w:r>
-              <w:rPr>
-                <w:sz w:val="15"/>
-              </w:rPr>
-              <w:t xml:space="preserve">32</w:t>
-            </w:r>
-          </w:p>
-        </w:tc>
-        <w:tc>
-          <w:tcPr/>
-          <w:p>
-            <w:pPr>
-              <w:pStyle w:val="Compact"/>
-            </w:pPr>
-            <w:r>
-              <w:rPr>
-                <w:sz w:val="15"/>
-              </w:rPr>
-              <w:t xml:space="preserve">0.7102</w:t>
-            </w:r>
-          </w:p>
-        </w:tc>
-        <w:tc>
-          <w:tcPr/>
-          <w:p>
-            <w:pPr>
-              <w:pStyle w:val="Compact"/>
-            </w:pPr>
-            <w:r>
-              <w:rPr>
-                <w:sz w:val="15"/>
-              </w:rPr>
-              <w:t xml:space="preserve">0.8125</w:t>
-            </w:r>
-          </w:p>
-        </w:tc>
-        <w:tc>
-          <w:tcPr/>
-          <w:p>
-            <w:pPr>
-              <w:pStyle w:val="Compact"/>
-            </w:pPr>
-            <w:r>
-              <w:rPr>
-                <w:sz w:val="15"/>
-              </w:rPr>
-              <w:t xml:space="preserve">0.6364</w:t>
+              <w:t xml:space="preserve">79</w:t>
+            </w:r>
+          </w:p>
+        </w:tc>
+        <w:tc>
+          <w:tcPr/>
+          <w:p>
+            <w:pPr>
+              <w:pStyle w:val="Compact"/>
+            </w:pPr>
+            <w:r>
+              <w:rPr>
+                <w:sz w:val="15"/>
+              </w:rPr>
+              <w:t xml:space="preserve">38</w:t>
+            </w:r>
+          </w:p>
+        </w:tc>
+        <w:tc>
+          <w:tcPr/>
+          <w:p>
+            <w:pPr>
+              <w:pStyle w:val="Compact"/>
+            </w:pPr>
+            <w:r>
+              <w:rPr>
+                <w:sz w:val="15"/>
+              </w:rPr>
+              <w:t xml:space="preserve">0.749</w:t>
+            </w:r>
+          </w:p>
+        </w:tc>
+        <w:tc>
+          <w:tcPr/>
+          <w:p>
+            <w:pPr>
+              <w:pStyle w:val="Compact"/>
+            </w:pPr>
+            <w:r>
+              <w:rPr>
+                <w:sz w:val="15"/>
+              </w:rPr>
+              <w:t xml:space="preserve">0.8158</w:t>
+            </w:r>
+          </w:p>
+        </w:tc>
+        <w:tc>
+          <w:tcPr/>
+          <w:p>
+            <w:pPr>
+              <w:pStyle w:val="Compact"/>
+            </w:pPr>
+            <w:r>
+              <w:rPr>
+                <w:sz w:val="15"/>
+              </w:rPr>
+              <w:t xml:space="preserve">0.7073</w:t>
             </w:r>
           </w:p>
         </w:tc>
@@ -29188,7 +30078,7 @@
               <w:pStyle w:val="Compact"/>
             </w:pPr>
             <w:r>
-              <w:t xml:space="preserve">0.900</w:t>
+              <w:t xml:space="preserve">0.768</w:t>
             </w:r>
           </w:p>
         </w:tc>
@@ -33607,7 +34497,7 @@
               <w:rPr>
                 <w:sz w:val="15"/>
               </w:rPr>
-              <w:t xml:space="preserve">0.928</w:t>
+              <w:t xml:space="preserve">0.824</w:t>
             </w:r>
           </w:p>
         </w:tc>
@@ -33707,7 +34597,7 @@
               <w:rPr>
                 <w:sz w:val="15"/>
               </w:rPr>
-              <w:t xml:space="preserve">0.829</w:t>
+              <w:t xml:space="preserve">0.654</w:t>
             </w:r>
           </w:p>
         </w:tc>
@@ -33807,7 +34697,7 @@
               <w:rPr>
                 <w:sz w:val="15"/>
               </w:rPr>
-              <w:t xml:space="preserve">0.846</w:t>
+              <w:t xml:space="preserve">0.67</w:t>
             </w:r>
           </w:p>
         </w:tc>
@@ -33856,7 +34746,7 @@
         <w:t xml:space="preserve"> </w:t>
       </w:r>
       <w:r>
-        <w:t xml:space="preserve">deployed sensitivity of 0.868 on the</w:t>
+        <w:t xml:space="preserve">deployed sensitivity of 0.716 on the</w:t>
       </w:r>
       <w:r>
         <w:t xml:space="preserve"> </w:t>
@@ -34742,7 +35632,7 @@
               <w:pStyle w:val="Compact"/>
             </w:pPr>
             <w:r>
-              <w:t xml:space="preserve">n=241 (171 permeable), AUROC 0.793, Mann-Whitney p=4.43e-13</w:t>
+              <w:t xml:space="preserve">n=227 (165 permeable), AUROC 0.767, Mann-Whitney p=3.12e-10</w:t>
             </w:r>
           </w:p>
         </w:tc>
@@ -34777,7 +35667,7 @@
               <w:pStyle w:val="Compact"/>
             </w:pPr>
             <w:r>
-              <w:t xml:space="preserve">median max-similarity: unseen drugs 0.59 vs non-drug-like 0.47 (n=25), Mann-Whitney p=1.11e-03; only 20% of non-drug-like structures fall below the AD_THRESHOLD of 0.3. Controls are restricted to chemistry genuinely absent from the reference: 28 of the original controls are measured compounds in the library, where in-domain is correct</w:t>
+              <w:t xml:space="preserve">median max-similarity: unseen drugs 0.57 vs non-drug-like 0.47 (n=25), Mann-Whitney p=1.82e-03; only 20% of non-drug-like structures fall below the AD_THRESHOLD of 0.3. Controls are restricted to chemistry genuinely absent from the reference: 28 of the original controls are measured compounds in the library, where in-domain is correct</w:t>
             </w:r>
           </w:p>
         </w:tc>
@@ -34842,7 +35732,7 @@
         <w:t xml:space="preserve"> </w:t>
       </w:r>
       <w:r>
-        <w:t xml:space="preserve">do is real. A suite of 9 hypotheses was therefore written, each stating a claim the</w:t>
+        <w:t xml:space="preserve">do is real. A suite of 10 hypotheses was therefore written, each stating a claim the</w:t>
       </w:r>
       <w:r>
         <w:t xml:space="preserve"> </w:t>
@@ -34876,7 +35766,7 @@
           <w:b/>
           <w:bCs/>
         </w:rPr>
-        <w:t xml:space="preserve">4 of the 9 hypotheses were refuted and only</w:t>
+        <w:t xml:space="preserve">4 of the 10 hypotheses were refuted and only</w:t>
       </w:r>
       <w:r>
         <w:rPr>
@@ -35107,7 +35997,7 @@
               <w:pStyle w:val="Compact"/>
             </w:pPr>
             <w:r>
-              <w:t xml:space="preserve">false-positive rate 0.016 on 61 distant compounds against 0.051 measured on library chemistry</w:t>
+              <w:t xml:space="preserve">false-positive rate 0.016 on 61 distant compounds against 0.075 measured on library chemistry</w:t>
             </w:r>
           </w:p>
         </w:tc>
@@ -35247,7 +36137,7 @@
               <w:pStyle w:val="Compact"/>
             </w:pPr>
             <w:r>
-              <w:t xml:space="preserve">36 targets fire across approved drugs but span only 16 independent directions; 5 homologous pairs correlate above 0.5</w:t>
+              <w:t xml:space="preserve">37 targets fire across approved drugs but span only 16 independent directions; 5 homologous pairs correlate above 0.5</w:t>
             </w:r>
           </w:p>
         </w:tc>
@@ -35282,7 +36172,42 @@
               <w:pStyle w:val="Compact"/>
             </w:pPr>
             <w:r>
-              <w:t xml:space="preserve">mean per-indication AUROC 0.603 against 0.500 for any constant predictor, beating chance on 7 of 9 indications; macro-averaged top-3 recall 0.385 against 0.333</w:t>
+              <w:t xml:space="preserve">mean per-indication AUROC 0.616 against 0.500 for any constant predictor, beating chance on 7 of 9 indications; macro-averaged top-3 recall 0.358 against 0.333</w:t>
+            </w:r>
+          </w:p>
+        </w:tc>
+      </w:tr>
+      <w:tr>
+        <w:tc>
+          <w:tcPr/>
+          <w:p>
+            <w:pPr>
+              <w:pStyle w:val="Compact"/>
+            </w:pPr>
+            <w:r>
+              <w:t xml:space="preserve">H10 the barrier model earns its place over a descriptor rule</w:t>
+            </w:r>
+          </w:p>
+        </w:tc>
+        <w:tc>
+          <w:tcPr/>
+          <w:p>
+            <w:pPr>
+              <w:pStyle w:val="Compact"/>
+            </w:pPr>
+            <w:r>
+              <w:t xml:space="preserve">WEAKENED</w:t>
+            </w:r>
+          </w:p>
+        </w:tc>
+        <w:tc>
+          <w:tcPr/>
+          <w:p>
+            <w:pPr>
+              <w:pStyle w:val="Compact"/>
+            </w:pPr>
+            <w:r>
+              <w:t xml:space="preserve">on unseen approved drugs the deployed forest scores 0.7666 against 0.7431 for a forest on the twelve descriptors alone, a margin of -0.0235 whose bootstrap interval reaches +0.0154</w:t>
             </w:r>
           </w:p>
         </w:tc>
@@ -36156,13 +37081,34 @@
         <w:t xml:space="preserve"> </w:t>
       </w:r>
       <w:r>
-        <w:t xml:space="preserve">On the raw table the feature-vector overlap reaches 544, which is precisely what deduplication</w:t>
-      </w:r>
-      <w:r>
-        <w:t xml:space="preserve"> </w:t>
-      </w:r>
-      <w:r>
-        <w:t xml:space="preserve">removes.</w:t>
+        <w:t xml:space="preserve">On the raw endpoint tables, before deduplication, 15,104</w:t>
+      </w:r>
+      <w:r>
+        <w:t xml:space="preserve"> </w:t>
+      </w:r>
+      <w:r>
+        <w:t xml:space="preserve">feature-vector-identical rows exist across the panel, worst at BBB (3,773),</w:t>
+      </w:r>
+      <w:r>
+        <w:t xml:space="preserve"> </w:t>
+      </w:r>
+      <w:r>
+        <w:t xml:space="preserve">which is precisely what deduplication removes; none of them reaches a fitted model</w:t>
+      </w:r>
+      <w:r>
+        <w:t xml:space="preserve"> </w:t>
+      </w:r>
+      <w:r>
+        <w:t xml:space="preserve">(</w:t>
+      </w:r>
+      <w:r>
+        <w:rPr>
+          <w:rStyle w:val="VerbatimChar"/>
+        </w:rPr>
+        <w:t xml:space="preserve">results/tables/inversion_validation.csv</w:t>
+      </w:r>
+      <w:r>
+        <w:t xml:space="preserve">).</w:t>
       </w:r>
     </w:p>
     <w:p>
@@ -36180,25 +37126,100 @@
         <w:t xml:space="preserve"> </w:t>
       </w:r>
       <w:r>
-        <w:t xml:space="preserve">With labels permuted, the same pipeline on the same folds returns mean AUROC 0.4938</w:t>
-      </w:r>
-      <w:r>
-        <w:t xml:space="preserve"> </w:t>
-      </w:r>
-      <w:r>
-        <w:t xml:space="preserve">random and 0.4921 scaffold, worst single endpoint 0.5174. Whole scaffold classes do not carry enough</w:t>
-      </w:r>
-      <w:r>
-        <w:t xml:space="preserve"> </w:t>
-      </w:r>
-      <w:r>
-        <w:t xml:space="preserve">class-frequency information for a label-free model to beat chance, so the scaffold figures are not</w:t>
-      </w:r>
-      <w:r>
-        <w:t xml:space="preserve"> </w:t>
-      </w:r>
-      <w:r>
-        <w:t xml:space="preserve">inflated by that route.</w:t>
+        <w:t xml:space="preserve">With labels permuted, the same pipeline on the same folds returns mean AUROC 0.4959</w:t>
+      </w:r>
+      <w:r>
+        <w:t xml:space="preserve"> </w:t>
+      </w:r>
+      <w:r>
+        <w:t xml:space="preserve">random and 0.5026 scaffold over the eight core classifiers, every one of the sixteen values within</w:t>
+      </w:r>
+      <w:r>
+        <w:t xml:space="preserve"> </w:t>
+      </w:r>
+      <w:r>
+        <w:t xml:space="preserve">0.0200 of chance, against margins over each endpoint’s own null of 0.3860 to 0.4887. The smallest</w:t>
+      </w:r>
+      <w:r>
+        <w:t xml:space="preserve"> </w:t>
+      </w:r>
+      <w:r>
+        <w:t xml:space="preserve">margin is 19.3 times the largest departure from chance the null itself produces. Scaffold grouping</w:t>
+      </w:r>
+      <w:r>
+        <w:t xml:space="preserve"> </w:t>
+      </w:r>
+      <w:r>
+        <w:t xml:space="preserve">alone confers nothing: paired by endpoint the scaffold null exceeds the random null by a mean of</w:t>
+      </w:r>
+      <w:r>
+        <w:t xml:space="preserve"> </w:t>
+      </w:r>
+      <w:r>
+        <w:t xml:space="preserve">0.0067, Wilcoxon p = 0.25, and is negative in three of the eight. Whole scaffold classes therefore do</w:t>
+      </w:r>
+      <w:r>
+        <w:t xml:space="preserve"> </w:t>
+      </w:r>
+      <w:r>
+        <w:t xml:space="preserve">not carry enough class-frequency information for a label-free model to beat chance, and the scaffold</w:t>
+      </w:r>
+      <w:r>
+        <w:t xml:space="preserve"> </w:t>
+      </w:r>
+      <w:r>
+        <w:t xml:space="preserve">figures are not inflated by that route. Artefact:</w:t>
+      </w:r>
+      <w:r>
+        <w:t xml:space="preserve"> </w:t>
+      </w:r>
+      <w:r>
+        <w:rPr>
+          <w:rStyle w:val="VerbatimChar"/>
+        </w:rPr>
+        <w:t xml:space="preserve">results/tables/permutation_null.csv</w:t>
+      </w:r>
+      <w:r>
+        <w:t xml:space="preserve">, written by</w:t>
+      </w:r>
+      <w:r>
+        <w:t xml:space="preserve"> </w:t>
+      </w:r>
+      <w:r>
+        <w:rPr>
+          <w:rStyle w:val="VerbatimChar"/>
+        </w:rPr>
+        <w:t xml:space="preserve">src/brainsafe/evaluation/permutation_null.py</w:t>
+      </w:r>
+      <w:r>
+        <w:t xml:space="preserve">, which imports</w:t>
+      </w:r>
+      <w:r>
+        <w:t xml:space="preserve"> </w:t>
+      </w:r>
+      <w:r>
+        <w:rPr>
+          <w:rStyle w:val="VerbatimChar"/>
+        </w:rPr>
+        <w:t xml:space="preserve">train_rf</w:t>
+      </w:r>
+      <w:r>
+        <w:t xml:space="preserve"> </w:t>
+      </w:r>
+      <w:r>
+        <w:t xml:space="preserve">so that the featuriser,</w:t>
+      </w:r>
+      <w:r>
+        <w:t xml:space="preserve"> </w:t>
+      </w:r>
+      <w:r>
+        <w:t xml:space="preserve">deduplication, Bemis-Murcko grouping, fold objects and hyper-parameters are identical by</w:t>
+      </w:r>
+      <w:r>
+        <w:t xml:space="preserve"> </w:t>
+      </w:r>
+      <w:r>
+        <w:t xml:space="preserve">construction rather than by reimplementation.</w:t>
       </w:r>
     </w:p>
     <w:p>
@@ -36206,6 +37227,38 @@
         <w:pStyle w:val="BodyText"/>
       </w:pPr>
       <w:r>
+        <w:t xml:space="preserve">An earlier edition of this section reported 0.4938 random and 0.4921 scaffold. Those figures were</w:t>
+      </w:r>
+      <w:r>
+        <w:t xml:space="preserve"> </w:t>
+      </w:r>
+      <w:r>
+        <w:t xml:space="preserve">stated here and held in no file: no artefact contained them and no script computed them, which made</w:t>
+      </w:r>
+      <w:r>
+        <w:t xml:space="preserve"> </w:t>
+      </w:r>
+      <w:r>
+        <w:t xml:space="preserve">the one claim establishing that the cross-validation is not inflated by leakage the one claim a</w:t>
+      </w:r>
+      <w:r>
+        <w:t xml:space="preserve"> </w:t>
+      </w:r>
+      <w:r>
+        <w:t xml:space="preserve">reader could not check. They are corroborated by the values above rather than reproduced by them,</w:t>
+      </w:r>
+      <w:r>
+        <w:t xml:space="preserve"> </w:t>
+      </w:r>
+      <w:r>
+        <w:t xml:space="preserve">because the original run recorded no seed and cannot be re-executed.</w:t>
+      </w:r>
+    </w:p>
+    <w:p>
+      <w:pPr>
+        <w:pStyle w:val="BodyText"/>
+      </w:pPr>
+      <w:r>
         <w:rPr>
           <w:b/>
           <w:bCs/>
@@ -36228,7 +37281,13 @@
         <w:t xml:space="preserve"> </w:t>
       </w:r>
       <w:r>
-        <w:t xml:space="preserve">4.7 × 10⁻⁵.</w:t>
+        <w:t xml:space="preserve">4.7 × 10⁻⁵. This figure is reported as recorded at the time; like the null models above it was never</w:t>
+      </w:r>
+      <w:r>
+        <w:t xml:space="preserve"> </w:t>
+      </w:r>
+      <w:r>
+        <w:t xml:space="preserve">written to a file, and unlike them it has not been re-derived.</w:t>
       </w:r>
     </w:p>
     <w:p>
@@ -36436,7 +37495,7 @@
               <w:rPr>
                 <w:sz w:val="15"/>
               </w:rPr>
-              <w:t xml:space="preserve">0.9241</w:t>
+              <w:t xml:space="preserve">0.9247</w:t>
             </w:r>
           </w:p>
         </w:tc>
@@ -36522,7 +37581,7 @@
               <w:rPr>
                 <w:sz w:val="15"/>
               </w:rPr>
-              <w:t xml:space="preserve">0.9609</w:t>
+              <w:t xml:space="preserve">0.9608</w:t>
             </w:r>
           </w:p>
         </w:tc>
@@ -36608,7 +37667,7 @@
               <w:rPr>
                 <w:sz w:val="15"/>
               </w:rPr>
-              <w:t xml:space="preserve">0.8564</w:t>
+              <w:t xml:space="preserve">0.8574</w:t>
             </w:r>
           </w:p>
         </w:tc>
@@ -36694,7 +37753,7 @@
               <w:rPr>
                 <w:sz w:val="15"/>
               </w:rPr>
-              <w:t xml:space="preserve">0.9319</w:t>
+              <w:t xml:space="preserve">0.9313</w:t>
             </w:r>
           </w:p>
         </w:tc>
@@ -36780,7 +37839,7 @@
               <w:rPr>
                 <w:sz w:val="15"/>
               </w:rPr>
-              <w:t xml:space="preserve">0.931</w:t>
+              <w:t xml:space="preserve">0.9297</w:t>
             </w:r>
           </w:p>
         </w:tc>
@@ -36866,7 +37925,7 @@
               <w:rPr>
                 <w:sz w:val="15"/>
               </w:rPr>
-              <w:t xml:space="preserve">0.8791</w:t>
+              <w:t xml:space="preserve">0.8814</w:t>
             </w:r>
           </w:p>
         </w:tc>
@@ -36952,7 +38011,7 @@
               <w:rPr>
                 <w:sz w:val="15"/>
               </w:rPr>
-              <w:t xml:space="preserve">0.9092</w:t>
+              <w:t xml:space="preserve">0.91</w:t>
             </w:r>
           </w:p>
         </w:tc>
@@ -37038,7 +38097,7 @@
               <w:rPr>
                 <w:sz w:val="15"/>
               </w:rPr>
-              <w:t xml:space="preserve">0.9268</w:t>
+              <w:t xml:space="preserve">0.9273</w:t>
             </w:r>
           </w:p>
         </w:tc>
@@ -43272,13 +44331,13 @@
           <w:b/>
           <w:bCs/>
         </w:rPr>
-        <w:t xml:space="preserve">The applicability-domain flag fails its own adversarial test.</w:t>
-      </w:r>
-      <w:r>
-        <w:t xml:space="preserve"> </w:t>
-      </w:r>
-      <w:r>
-        <w:t xml:space="preserve">It does not separate</w:t>
+        <w:t xml:space="preserve">The applicability-domain flag is a weak signal.</w:t>
+      </w:r>
+      <w:r>
+        <w:t xml:space="preserve"> </w:t>
+      </w:r>
+      <w:r>
+        <w:t xml:space="preserve">Its adversarial check now passes, after its controls were corrected, but it separates only weakly and does not cleanly separate</w:t>
       </w:r>
       <w:r>
         <w:t xml:space="preserve"> </w:t>
@@ -44034,7 +45093,7 @@
               <w:pStyle w:val="Compact"/>
             </w:pPr>
             <w:r>
-              <w:t xml:space="preserve">0.7944</w:t>
+              <w:t xml:space="preserve">0.7981</w:t>
             </w:r>
           </w:p>
         </w:tc>
@@ -44104,29 +45163,29 @@
               <w:pStyle w:val="Compact"/>
             </w:pPr>
             <w:r>
-              <w:t xml:space="preserve">Chronic pain</w:t>
-            </w:r>
-          </w:p>
-        </w:tc>
-        <w:tc>
-          <w:tcPr/>
-          <w:p>
-            <w:pPr>
-              <w:pStyle w:val="Compact"/>
-            </w:pPr>
-            <w:r>
-              <w:t xml:space="preserve">64</w:t>
-            </w:r>
-          </w:p>
-        </w:tc>
-        <w:tc>
-          <w:tcPr/>
-          <w:p>
-            <w:pPr>
-              <w:pStyle w:val="Compact"/>
-            </w:pPr>
-            <w:r>
-              <w:t xml:space="preserve">0.6456</w:t>
+              <w:t xml:space="preserve">Alzheimer’s disease</w:t>
+            </w:r>
+          </w:p>
+        </w:tc>
+        <w:tc>
+          <w:tcPr/>
+          <w:p>
+            <w:pPr>
+              <w:pStyle w:val="Compact"/>
+            </w:pPr>
+            <w:r>
+              <w:t xml:space="preserve">9</w:t>
+            </w:r>
+          </w:p>
+        </w:tc>
+        <w:tc>
+          <w:tcPr/>
+          <w:p>
+            <w:pPr>
+              <w:pStyle w:val="Compact"/>
+            </w:pPr>
+            <w:r>
+              <w:t xml:space="preserve">0.6565</w:t>
             </w:r>
           </w:p>
         </w:tc>
@@ -44150,29 +45209,29 @@
               <w:pStyle w:val="Compact"/>
             </w:pPr>
             <w:r>
-              <w:t xml:space="preserve">Parkinson’s disease</w:t>
-            </w:r>
-          </w:p>
-        </w:tc>
-        <w:tc>
-          <w:tcPr/>
-          <w:p>
-            <w:pPr>
-              <w:pStyle w:val="Compact"/>
-            </w:pPr>
-            <w:r>
-              <w:t xml:space="preserve">15</w:t>
-            </w:r>
-          </w:p>
-        </w:tc>
-        <w:tc>
-          <w:tcPr/>
-          <w:p>
-            <w:pPr>
-              <w:pStyle w:val="Compact"/>
-            </w:pPr>
-            <w:r>
-              <w:t xml:space="preserve">0.6231</w:t>
+              <w:t xml:space="preserve">Chronic pain</w:t>
+            </w:r>
+          </w:p>
+        </w:tc>
+        <w:tc>
+          <w:tcPr/>
+          <w:p>
+            <w:pPr>
+              <w:pStyle w:val="Compact"/>
+            </w:pPr>
+            <w:r>
+              <w:t xml:space="preserve">64</w:t>
+            </w:r>
+          </w:p>
+        </w:tc>
+        <w:tc>
+          <w:tcPr/>
+          <w:p>
+            <w:pPr>
+              <w:pStyle w:val="Compact"/>
+            </w:pPr>
+            <w:r>
+              <w:t xml:space="preserve">0.6456</w:t>
             </w:r>
           </w:p>
         </w:tc>
@@ -44196,29 +45255,29 @@
               <w:pStyle w:val="Compact"/>
             </w:pPr>
             <w:r>
-              <w:t xml:space="preserve">Addiction</w:t>
-            </w:r>
-          </w:p>
-        </w:tc>
-        <w:tc>
-          <w:tcPr/>
-          <w:p>
-            <w:pPr>
-              <w:pStyle w:val="Compact"/>
-            </w:pPr>
-            <w:r>
-              <w:t xml:space="preserve">7</w:t>
-            </w:r>
-          </w:p>
-        </w:tc>
-        <w:tc>
-          <w:tcPr/>
-          <w:p>
-            <w:pPr>
-              <w:pStyle w:val="Compact"/>
-            </w:pPr>
-            <w:r>
-              <w:t xml:space="preserve">0.5659</w:t>
+              <w:t xml:space="preserve">Parkinson’s disease</w:t>
+            </w:r>
+          </w:p>
+        </w:tc>
+        <w:tc>
+          <w:tcPr/>
+          <w:p>
+            <w:pPr>
+              <w:pStyle w:val="Compact"/>
+            </w:pPr>
+            <w:r>
+              <w:t xml:space="preserve">15</w:t>
+            </w:r>
+          </w:p>
+        </w:tc>
+        <w:tc>
+          <w:tcPr/>
+          <w:p>
+            <w:pPr>
+              <w:pStyle w:val="Compact"/>
+            </w:pPr>
+            <w:r>
+              <w:t xml:space="preserve">0.622</w:t>
             </w:r>
           </w:p>
         </w:tc>
@@ -44242,29 +45301,29 @@
               <w:pStyle w:val="Compact"/>
             </w:pPr>
             <w:r>
-              <w:t xml:space="preserve">Alzheimer’s disease</w:t>
-            </w:r>
-          </w:p>
-        </w:tc>
-        <w:tc>
-          <w:tcPr/>
-          <w:p>
-            <w:pPr>
-              <w:pStyle w:val="Compact"/>
-            </w:pPr>
-            <w:r>
-              <w:t xml:space="preserve">9</w:t>
-            </w:r>
-          </w:p>
-        </w:tc>
-        <w:tc>
-          <w:tcPr/>
-          <w:p>
-            <w:pPr>
-              <w:pStyle w:val="Compact"/>
-            </w:pPr>
-            <w:r>
-              <w:t xml:space="preserve">0.5479</w:t>
+              <w:t xml:space="preserve">Addiction</w:t>
+            </w:r>
+          </w:p>
+        </w:tc>
+        <w:tc>
+          <w:tcPr/>
+          <w:p>
+            <w:pPr>
+              <w:pStyle w:val="Compact"/>
+            </w:pPr>
+            <w:r>
+              <w:t xml:space="preserve">7</w:t>
+            </w:r>
+          </w:p>
+        </w:tc>
+        <w:tc>
+          <w:tcPr/>
+          <w:p>
+            <w:pPr>
+              <w:pStyle w:val="Compact"/>
+            </w:pPr>
+            <w:r>
+              <w:t xml:space="preserve">0.5659</w:t>
             </w:r>
           </w:p>
         </w:tc>
@@ -44434,7 +45493,7 @@
           <w:b/>
           <w:bCs/>
         </w:rPr>
-        <w:t xml:space="preserve">0.603</w:t>
+        <w:t xml:space="preserve">0.616</w:t>
       </w:r>
       <w:r>
         <w:t xml:space="preserve"> </w:t>
@@ -44500,7 +45559,7 @@
           <w:b/>
           <w:bCs/>
         </w:rPr>
-        <w:t xml:space="preserve">0.400 against 0.333</w:t>
+        <w:t xml:space="preserve">0.385 against 0.333</w:t>
       </w:r>
       <w:r>
         <w:t xml:space="preserve">.</w:t>
@@ -44517,7 +45576,7 @@
         <w:t xml:space="preserve"> </w:t>
       </w:r>
       <w:r>
-        <w:t xml:space="preserve">psychosis (0.765), weakly for epilepsy (0.522), and not at all for ADHD or sleep. That is a layer</w:t>
+        <w:t xml:space="preserve">psychosis (0.765), and not at all for epilepsy (0.490) or sleep (0.499), both of which sit at or just below chance. That is a layer</w:t>
       </w:r>
       <w:r>
         <w:t xml:space="preserve"> </w:t>
@@ -45029,13 +46088,13 @@
       </w:r>
     </w:p>
     <w:bookmarkEnd w:id="67"/>
-    <w:bookmarkStart w:id="68" w:name="Xe6b2f79334a6f81d8a14f6e6db0cbee4c9b102e"/>
+    <w:bookmarkStart w:id="68" w:name="X6e66dc2bbc36cc9edd0fab3b03dfb43ed3dc7b8"/>
     <w:p>
       <w:pPr>
         <w:pStyle w:val="Heading4"/>
       </w:pPr>
       <w:r>
-        <w:t xml:space="preserve">8.2.4 The applicability-domain flag fails its own adversarial test</w:t>
+        <w:t xml:space="preserve">8.2.4 The applicability-domain flag fails its own adversarial test, as it then did</w:t>
       </w:r>
     </w:p>
     <w:p>
@@ -45327,7 +46386,7 @@
               <w:rPr>
                 <w:sz w:val="15"/>
               </w:rPr>
-              <w:t xml:space="preserve">0.5909</w:t>
+              <w:t xml:space="preserve">0.5658</w:t>
             </w:r>
           </w:p>
         </w:tc>
@@ -45355,7 +46414,7 @@
               <w:rPr>
                 <w:sz w:val="15"/>
               </w:rPr>
-              <w:t xml:space="preserve">0.00717</w:t>
+              <w:t xml:space="preserve">0.00923</w:t>
             </w:r>
           </w:p>
         </w:tc>
@@ -45383,7 +46442,7 @@
               <w:rPr>
                 <w:sz w:val="15"/>
               </w:rPr>
-              <w:t xml:space="preserve">0.3462</w:t>
+              <w:t xml:space="preserve">0.3456</w:t>
             </w:r>
           </w:p>
         </w:tc>
@@ -45427,7 +46486,7 @@
               <w:rPr>
                 <w:sz w:val="15"/>
               </w:rPr>
-              <w:t xml:space="preserve">0.5224</w:t>
+              <w:t xml:space="preserve">0.5149</w:t>
             </w:r>
           </w:p>
         </w:tc>
@@ -45455,7 +46514,7 @@
               <w:rPr>
                 <w:sz w:val="15"/>
               </w:rPr>
-              <w:t xml:space="preserve">0.00746</w:t>
+              <w:t xml:space="preserve">0.00928</w:t>
             </w:r>
           </w:p>
         </w:tc>
@@ -45483,7 +46542,7 @@
               <w:rPr>
                 <w:sz w:val="15"/>
               </w:rPr>
-              <w:t xml:space="preserve">0.3179</w:t>
+              <w:t xml:space="preserve">0.3178</w:t>
             </w:r>
           </w:p>
         </w:tc>
@@ -45527,7 +46586,7 @@
               <w:rPr>
                 <w:sz w:val="15"/>
               </w:rPr>
-              <w:t xml:space="preserve">0.4444</w:t>
+              <w:t xml:space="preserve">0.439</w:t>
             </w:r>
           </w:p>
         </w:tc>
@@ -45555,7 +46614,7 @@
               <w:rPr>
                 <w:sz w:val="15"/>
               </w:rPr>
-              <w:t xml:space="preserve">0.0171</w:t>
+              <w:t xml:space="preserve">0.0204</w:t>
             </w:r>
           </w:p>
         </w:tc>
@@ -45583,7 +46642,7 @@
               <w:rPr>
                 <w:sz w:val="15"/>
               </w:rPr>
-              <w:t xml:space="preserve">0.2921</w:t>
+              <w:t xml:space="preserve">0.2916</w:t>
             </w:r>
           </w:p>
         </w:tc>
@@ -45655,7 +46714,7 @@
               <w:rPr>
                 <w:sz w:val="15"/>
               </w:rPr>
-              <w:t xml:space="preserve">0.0536</w:t>
+              <w:t xml:space="preserve">0.0652</w:t>
             </w:r>
           </w:p>
         </w:tc>
@@ -45714,7 +46773,7 @@
         <w:t xml:space="preserve"> </w:t>
       </w:r>
       <w:r>
-        <w:t xml:space="preserve">for distant chemistry against 0.59</w:t>
+        <w:t xml:space="preserve">for distant chemistry against 0.57</w:t>
       </w:r>
       <w:r>
         <w:t xml:space="preserve"> </w:t>
@@ -45726,7 +46785,7 @@
         <w:t xml:space="preserve"> </w:t>
       </w:r>
       <w:r>
-        <w:t xml:space="preserve">p = 0.00717. 2 of the four candidates</w:t>
+        <w:t xml:space="preserve">p = 0.00923. 2 of the four candidates</w:t>
       </w:r>
       <w:r>
         <w:t xml:space="preserve"> </w:t>
@@ -48228,7 +49287,7 @@
       <w:r>
         <w:drawing>
           <wp:inline>
-            <wp:extent cx="5969000" cy="4428392"/>
+            <wp:extent cx="5969000" cy="3750741"/>
             <wp:effectExtent b="0" l="0" r="0" t="0"/>
             <wp:docPr descr="Figure A4" title="" id="88" name="Picture"/>
             <a:graphic>
@@ -48249,7 +49308,7 @@
                   <pic:spPr bwMode="auto">
                     <a:xfrm>
                       <a:off x="0" y="0"/>
-                      <a:ext cx="5969000" cy="4428392"/>
+                      <a:ext cx="5969000" cy="3750741"/>
                     </a:xfrm>
                     <a:prstGeom prst="rect">
                       <a:avLst/>

--- a/docs/TECHNICAL_REPORT.docx
+++ b/docs/TECHNICAL_REPORT.docx
@@ -49214,7 +49214,7 @@
       <w:r>
         <w:drawing>
           <wp:inline>
-            <wp:extent cx="5969000" cy="4582872"/>
+            <wp:extent cx="5969000" cy="4570801"/>
             <wp:effectExtent b="0" l="0" r="0" t="0"/>
             <wp:docPr descr="Figure A3" title="" id="85" name="Picture"/>
             <a:graphic>
@@ -49235,7 +49235,7 @@
                   <pic:spPr bwMode="auto">
                     <a:xfrm>
                       <a:off x="0" y="0"/>
-                      <a:ext cx="5969000" cy="4582872"/>
+                      <a:ext cx="5969000" cy="4570801"/>
                     </a:xfrm>
                     <a:prstGeom prst="rect">
                       <a:avLst/>
@@ -49506,7 +49506,7 @@
       <w:r>
         <w:drawing>
           <wp:inline>
-            <wp:extent cx="5969000" cy="4692995"/>
+            <wp:extent cx="5969000" cy="4791150"/>
             <wp:effectExtent b="0" l="0" r="0" t="0"/>
             <wp:docPr descr="Figure A7" title="" id="97" name="Picture"/>
             <a:graphic>
@@ -49527,7 +49527,7 @@
                   <pic:spPr bwMode="auto">
                     <a:xfrm>
                       <a:off x="0" y="0"/>
-                      <a:ext cx="5969000" cy="4692995"/>
+                      <a:ext cx="5969000" cy="4791150"/>
                     </a:xfrm>
                     <a:prstGeom prst="rect">
                       <a:avLst/>

--- a/docs/TECHNICAL_REPORT.docx
+++ b/docs/TECHNICAL_REPORT.docx
@@ -49068,7 +49068,7 @@
       <w:r>
         <w:drawing>
           <wp:inline>
-            <wp:extent cx="5969000" cy="3605400"/>
+            <wp:extent cx="5969000" cy="3898583"/>
             <wp:effectExtent b="0" l="0" r="0" t="0"/>
             <wp:docPr descr="Figure A1" title="" id="79" name="Picture"/>
             <a:graphic>
@@ -49089,7 +49089,7 @@
                   <pic:spPr bwMode="auto">
                     <a:xfrm>
                       <a:off x="0" y="0"/>
-                      <a:ext cx="5969000" cy="3605400"/>
+                      <a:ext cx="5969000" cy="3898583"/>
                     </a:xfrm>
                     <a:prstGeom prst="rect">
                       <a:avLst/>
@@ -49141,7 +49141,7 @@
       <w:r>
         <w:drawing>
           <wp:inline>
-            <wp:extent cx="5969000" cy="5004063"/>
+            <wp:extent cx="5969000" cy="4993754"/>
             <wp:effectExtent b="0" l="0" r="0" t="0"/>
             <wp:docPr descr="Figure A2" title="" id="82" name="Picture"/>
             <a:graphic>
@@ -49162,7 +49162,7 @@
                   <pic:spPr bwMode="auto">
                     <a:xfrm>
                       <a:off x="0" y="0"/>
-                      <a:ext cx="5969000" cy="5004063"/>
+                      <a:ext cx="5969000" cy="4993754"/>
                     </a:xfrm>
                     <a:prstGeom prst="rect">
                       <a:avLst/>
@@ -49506,7 +49506,7 @@
       <w:r>
         <w:drawing>
           <wp:inline>
-            <wp:extent cx="5969000" cy="4791150"/>
+            <wp:extent cx="5969000" cy="4815688"/>
             <wp:effectExtent b="0" l="0" r="0" t="0"/>
             <wp:docPr descr="Figure A7" title="" id="97" name="Picture"/>
             <a:graphic>
@@ -49527,7 +49527,7 @@
                   <pic:spPr bwMode="auto">
                     <a:xfrm>
                       <a:off x="0" y="0"/>
-                      <a:ext cx="5969000" cy="4791150"/>
+                      <a:ext cx="5969000" cy="4815688"/>
                     </a:xfrm>
                     <a:prstGeom prst="rect">
                       <a:avLst/>
